--- a/manuscript/full_manuscript_jbi.docx
+++ b/manuscript/full_manuscript_jbi.docx
@@ -18,7 +18,7 @@
         <w:t xml:space="preserve">Hidenori Tani</w:t>
       </w:r>
     </w:p>
-    <w:bookmarkStart w:id="100" w:name="title-page"/>
+    <w:bookmarkStart w:id="102" w:name="title-page"/>
     <w:p>
       <w:pPr>
         <w:pStyle w:val="Heading1"/>
@@ -230,7 +230,7 @@
         <w:t xml:space="preserve"> </w:t>
       </w:r>
       <w:r>
-        <w:t xml:space="preserve">~ 4,400 words</w:t>
+        <w:t xml:space="preserve">~ 5,900 words</w:t>
       </w:r>
     </w:p>
     <w:p>
@@ -370,7 +370,7 @@
         <w:t xml:space="preserve"> </w:t>
       </w:r>
       <w:r>
-        <w:t xml:space="preserve">We present a reusable, cell-composition-adjusted re-analysis pipeline combining (i) DESeq2/limma differential expression with random-effects meta-analysis, (ii) deconvolution of effector-cell abundance, (iii) partial correlation conditioned on the cell-composition estimate, and (iv) a bootstrap decomposition of the observed cross-sectional association into direct and composition-attributable components. We report this decomposition as a statistical partition under a linear model, not a causal effect. Effector-cell abundance is estimated both with a marker-signature score and, independently, with transcriptome-wide deconvolution (xCell); all code and intermediate inputs are released openly.</w:t>
+        <w:t xml:space="preserve">We present a reusable, cell-composition-adjusted re-analysis pipeline combining (i) DESeq2/limma differential expression with random-effects meta-analysis, (ii) deconvolution of effector-cell abundance, (iii) partial correlation conditioned on the cell-composition estimate, and (iv) a bootstrap decomposition of the observed cross-sectional association into composition-attributable and residual components. We report this decomposition as a statistical partition under a linear model, not a causal effect. Effector-cell abundance is estimated both with a marker-signature score and, independently, with transcriptome-wide deconvolution (xCell); all code and intermediate inputs are released openly.</w:t>
       </w:r>
     </w:p>
     <w:p>
@@ -516,7 +516,10 @@
         <w:t xml:space="preserve"> </w:t>
       </w:r>
       <w:r>
-        <w:t xml:space="preserve">≤ 0.006) — with no detectable residual direct component (</w:t>
+        <w:t xml:space="preserve">≤ 0.006) — with no detectable residual component (ADE</w:t>
+      </w:r>
+      <w:r>
+        <w:t xml:space="preserve"> </w:t>
       </w:r>
       <w:r>
         <w:rPr>
@@ -529,7 +532,7 @@
         <w:t xml:space="preserve"> </w:t>
       </w:r>
       <w:r>
-        <w:t xml:space="preserve">= 0.76). The two abundance estimators were concordant (ρ = 0.62), confirming the result is not an artifact of the marker proxy. The quantitative claim is restricted to asthma; the smaller cohorts are directionally consistent but underpowered.</w:t>
+        <w:t xml:space="preserve">= 0.76 and 0.57 for the marker and xCell estimators). The two abundance estimators were concordant (ρ = 0.62), supporting that the result is not solely an artifact of the marker proxy. The quantitative claim is restricted to asthma; the smaller cohorts are underpowered and mixed (positive raw correlations, but non-uniform adjusted/decomposition estimates) and provide qualitative context only.</w:t>
       </w:r>
     </w:p>
     <w:p>
@@ -962,7 +965,20 @@
         <w:t xml:space="preserve"> </w:t>
       </w:r>
       <w:r>
-        <w:t xml:space="preserve">— at sample sizes sufficient to exercise each step of the pipeline.</w:t>
+        <w:t xml:space="preserve">— with only the asthma cohort (</w:t>
+      </w:r>
+      <w:r>
+        <w:rPr>
+          <w:i/>
+          <w:iCs/>
+        </w:rPr>
+        <w:t xml:space="preserve">n</w:t>
+      </w:r>
+      <w:r>
+        <w:t xml:space="preserve"> </w:t>
+      </w:r>
+      <w:r>
+        <w:t xml:space="preserve">= 695) adequately powered for the full decomposition step, the smaller cohorts serving as underpowered qualitative context only.</w:t>
       </w:r>
     </w:p>
     <w:p>
@@ -1034,7 +1050,7 @@
         <w:t xml:space="preserve"> </w:t>
       </w:r>
       <w:r>
-        <w:t xml:space="preserve">in the direction predicted by the in vitro repression model; and (iii) when the bulk signal departs from the in vitro prediction, can the cell-composition-adjustment step recover an interpretation consistent with the in vitro mechanism, by attributing the bulk association to compositional rather than direct effects? Our purpose is not to relitigate the in vitro</w:t>
+        <w:t xml:space="preserve">in the direction predicted by the in vitro repression model; and (iii) when the bulk signal departs from the in vitro prediction, can the cell-composition-adjustment step recover an interpretation consistent with the in vitro mechanism, by partitioning the bulk association into composition-associated and residual components? Our purpose is not to relitigate the in vitro</w:t>
       </w:r>
       <w:r>
         <w:t xml:space="preserve"> </w:t>
@@ -1131,7 +1147,7 @@
         <w:pStyle w:val="FirstParagraph"/>
       </w:pPr>
       <w:r>
-        <w:t xml:space="preserve">Public bulk-tissue RNA-seq datasets from human IL5-driven allergic diseases were identified by querying GEO and ArrayExpress in March 2026. Inclusion criteria were: (i) human disease tissue with matched controls; (ii) RNA-seq at sufficient depth to detect lncRNAs; (iii) availability of per-sample raw counts or FPKM; and (iv) detection of</w:t>
+        <w:t xml:space="preserve">Public bulk-tissue RNA-seq datasets from human IL5-driven allergic diseases were identified by querying GEO and ArrayExpress in March 2026. Inclusion criteria were: (i) human disease tissue with case/control or externally comparable control samples; (ii) RNA-seq at sufficient depth to detect lncRNAs; (iii) availability of per-sample raw counts or FPKM; and (iv) detection of</w:t>
       </w:r>
       <w:r>
         <w:t xml:space="preserve"> </w:t>
@@ -1359,7 +1375,7 @@
         <w:t xml:space="preserve"> </w:t>
       </w:r>
       <w:r>
-        <w:t xml:space="preserve">= 42) and unrelated healthy-donor inferior-turbinate biopsies (Control IT,</w:t>
+        <w:t xml:space="preserve">= 42) and healthy-donor inferior-turbinate biopsies (Control IT,</w:t>
       </w:r>
       <w:r>
         <w:t xml:space="preserve"> </w:t>
@@ -1375,7 +1391,7 @@
         <w:t xml:space="preserve"> </w:t>
       </w:r>
       <w:r>
-        <w:t xml:space="preserve">= 28) were used so that case/control contrasts were structurally comparable across cohorts. Sample-to-condition mapping is documented in</w:t>
+        <w:t xml:space="preserve">= 28) were used. We note that this particular contrast is confounded by anatomical site (polyp vs turbinate) and donor source (patient vs unrelated healthy donor) and is therefore not structurally matched in the way the other cohorts are; results from this cohort are interpreted with that caveat, and the quantitative decomposition does not rest on it. Sample-to-condition mapping is documented in</w:t>
       </w:r>
       <w:r>
         <w:t xml:space="preserve"> </w:t>
@@ -1469,7 +1485,7 @@
         <w:t xml:space="preserve"> </w:t>
       </w:r>
       <w:r>
-        <w:t xml:space="preserve">and</w:t>
+        <w:t xml:space="preserve">was verified to pass the filter (i.e., to be detectably expressed) in all five retained cohorts prior to analysis, and</w:t>
       </w:r>
       <w:r>
         <w:t xml:space="preserve"> </w:t>
@@ -1485,7 +1501,94 @@
         <w:t xml:space="preserve"> </w:t>
       </w:r>
       <w:r>
-        <w:t xml:space="preserve">were verified to pass the filter (i.e., to be detectably expressed) in every retained cohort prior to analysis, which is the operative inclusion criterion (Table 2). Because the threshold is a fixed total-count floor rather than a per-group or abundance-stratified cut, it is deliberately permissive for low-abundance transcripts; we note this as a design choice — a more stringent or cohort-size-adaptive filter would remove additional marginal features but does not affect the focal genes, all of which are retained. The cohorts as deposited do not carry uniformly harmonised covariate metadata (age and sex are absent or inconsistently coded across the five matrices), so the differential-expression and decomposition models condition on case/control status only; residual confounding by demographic covariates therefore cannot be excluded and is noted as a limitation. Effect sizes for the patient-vs-control contrast were stabilised by adaptive shrinkage with apeglm (</w:t>
+        <w:t xml:space="preserve">in four of them;</w:t>
+      </w:r>
+      <w:r>
+        <w:t xml:space="preserve"> </w:t>
+      </w:r>
+      <w:r>
+        <w:rPr>
+          <w:i/>
+          <w:iCs/>
+        </w:rPr>
+        <w:t xml:space="preserve">IL5</w:t>
+      </w:r>
+      <w:r>
+        <w:t xml:space="preserve"> </w:t>
+      </w:r>
+      <w:r>
+        <w:t xml:space="preserve">fell below the count threshold in the small GSE246323 cohort (</w:t>
+      </w:r>
+      <w:r>
+        <w:rPr>
+          <w:i/>
+          <w:iCs/>
+        </w:rPr>
+        <w:t xml:space="preserve">n</w:t>
+      </w:r>
+      <w:r>
+        <w:t xml:space="preserve"> </w:t>
+      </w:r>
+      <w:r>
+        <w:t xml:space="preserve">= 10) and is therefore excluded from that cohort’s</w:t>
+      </w:r>
+      <w:r>
+        <w:t xml:space="preserve"> </w:t>
+      </w:r>
+      <w:r>
+        <w:rPr>
+          <w:i/>
+          <w:iCs/>
+        </w:rPr>
+        <w:t xml:space="preserve">IL5</w:t>
+      </w:r>
+      <w:r>
+        <w:t xml:space="preserve">-dependent steps (Table 2). Detectable</w:t>
+      </w:r>
+      <w:r>
+        <w:t xml:space="preserve"> </w:t>
+      </w:r>
+      <w:r>
+        <w:rPr>
+          <w:i/>
+          <w:iCs/>
+        </w:rPr>
+        <w:t xml:space="preserve">IDI2-AS1</w:t>
+      </w:r>
+      <w:r>
+        <w:t xml:space="preserve"> </w:t>
+      </w:r>
+      <w:r>
+        <w:t xml:space="preserve">is the operative inclusion criterion. Because the threshold is a fixed total-count floor rather than a per-group or abundance-stratified cut, it is deliberately permissive for low-abundance transcripts; we note this as a design choice — a more stringent or cohort-size-adaptive filter would remove additional marginal features but does not change the retained focal-gene results, with the documented exceptions of features that are genuinely below threshold in a given cohort (</w:t>
+      </w:r>
+      <w:r>
+        <w:rPr>
+          <w:i/>
+          <w:iCs/>
+        </w:rPr>
+        <w:t xml:space="preserve">IL5</w:t>
+      </w:r>
+      <w:r>
+        <w:t xml:space="preserve"> </w:t>
+      </w:r>
+      <w:r>
+        <w:t xml:space="preserve">in GSE246323, and the a-priori comparator</w:t>
+      </w:r>
+      <w:r>
+        <w:t xml:space="preserve"> </w:t>
+      </w:r>
+      <w:r>
+        <w:rPr>
+          <w:i/>
+          <w:iCs/>
+        </w:rPr>
+        <w:t xml:space="preserve">LITATS1</w:t>
+      </w:r>
+      <w:r>
+        <w:t xml:space="preserve"> </w:t>
+      </w:r>
+      <w:r>
+        <w:t xml:space="preserve">in the symbol-keyed datasets). The cohorts as deposited do not carry uniformly harmonised covariate metadata (age and sex are absent or inconsistently coded across the five matrices), so the differential-expression and decomposition models condition on case/control status only; residual confounding by demographic covariates therefore cannot be excluded and is noted as a limitation. Effect sizes for the patient-vs-control contrast were stabilised by adaptive shrinkage with apeglm (</w:t>
       </w:r>
       <w:r>
         <w:t xml:space="preserve">[</w:t>
@@ -1922,7 +2025,7 @@
         <w:t xml:space="preserve"> </w:t>
       </w:r>
       <w:r>
-        <w:t xml:space="preserve">(Fig. 2). Ensembl-ID rows for</w:t>
+        <w:t xml:space="preserve">(Fig. 2). Ensembl-ID rows in the two Ensembl-keyed datasets (GSE246323 and GSE136825) were collapsed onto HGNC symbols prior to pooling;</w:t>
       </w:r>
       <w:r>
         <w:t xml:space="preserve"> </w:t>
@@ -1938,7 +2041,7 @@
         <w:t xml:space="preserve"> </w:t>
       </w:r>
       <w:r>
-        <w:t xml:space="preserve">(ENSG00000260196) and</w:t>
+        <w:t xml:space="preserve">(ENSG00000260196) was available in both, whereas</w:t>
       </w:r>
       <w:r>
         <w:t xml:space="preserve"> </w:t>
@@ -1954,7 +2057,7 @@
         <w:t xml:space="preserve"> </w:t>
       </w:r>
       <w:r>
-        <w:t xml:space="preserve">(ENSG00000113525) in the two Ensembl-keyed datasets (GSE246323 and GSE136825) were collapsed onto HGNC symbols prior to pooling.</w:t>
+        <w:t xml:space="preserve">(ENSG00000113525) contributed from GSE136825 only and was below the count threshold in GSE246323.</w:t>
       </w:r>
       <w:r>
         <w:t xml:space="preserve"> </w:t>
@@ -2236,7 +2339,7 @@
         <w:t xml:space="preserve">IDI2-AS1</w:t>
       </w:r>
       <w:r>
-        <w:t xml:space="preserve">→</w:t>
+        <w:t xml:space="preserve">–</w:t>
       </w:r>
       <w:r>
         <w:rPr>
@@ -2300,7 +2403,7 @@
         <w:t xml:space="preserve"> </w:t>
       </w:r>
       <w:r>
-        <w:t xml:space="preserve">as exposure, eosinophil abundance as the intermediate variable, and</w:t>
+        <w:t xml:space="preserve">as the predictor, eosinophil abundance as the intermediate covariate, and</w:t>
       </w:r>
       <w:r>
         <w:t xml:space="preserve"> </w:t>
@@ -2316,7 +2419,68 @@
         <w:t xml:space="preserve"> </w:t>
       </w:r>
       <w:r>
-        <w:t xml:space="preserve">as outcome (1,000 nonparametric bootstrap resamples; percentile CIs), reporting the total effect together with its composition-attributable (ACME) and residual (ADE) components. The eosinophil compartment was used as sole intermediate — rather than including Th2 in parallel — because eosinophils are the cellular endpoint of the IL5 axis and the compartment that most strongly attenuated the partial correlation. Because the data are cross-sectional and observational, these components are statistical partitions of the association under the assumed linear model, not counterfactual causal effects; this is stated explicitly wherever the decomposition is reported.</w:t>
+        <w:t xml:space="preserve">as the response in a linear model (1,000 nonparametric bootstrap resamples; percentile CIs), reporting the total association together with its composition-attributable and residual components. The eosinophil compartment was used as the sole intermediate covariate — rather than including Th2 in parallel — because eosinophils are the cellular endpoint of the IL5 axis and the compartment that most strongly attenuated the partial correlation. Because the data are cross-sectional and observational, these components are statistical partitions of the association under the assumed linear model, not counterfactual causal effects; this is stated explicitly wherever the decomposition is reported. The same decomposition was also run in the two next-largest cohorts (AD,</w:t>
+      </w:r>
+      <w:r>
+        <w:t xml:space="preserve"> </w:t>
+      </w:r>
+      <w:r>
+        <w:rPr>
+          <w:i/>
+          <w:iCs/>
+        </w:rPr>
+        <w:t xml:space="preserve">n</w:t>
+      </w:r>
+      <w:r>
+        <w:t xml:space="preserve"> </w:t>
+      </w:r>
+      <w:r>
+        <w:t xml:space="preserve">= 65; CRSwNP,</w:t>
+      </w:r>
+      <w:r>
+        <w:t xml:space="preserve"> </w:t>
+      </w:r>
+      <w:r>
+        <w:rPr>
+          <w:i/>
+          <w:iCs/>
+        </w:rPr>
+        <w:t xml:space="preserve">n</w:t>
+      </w:r>
+      <w:r>
+        <w:t xml:space="preserve"> </w:t>
+      </w:r>
+      <w:r>
+        <w:t xml:space="preserve">= 70) as an exploratory, underpowered check; the smaller EoE cohorts (</w:t>
+      </w:r>
+      <w:r>
+        <w:rPr>
+          <w:i/>
+          <w:iCs/>
+        </w:rPr>
+        <w:t xml:space="preserve">n</w:t>
+      </w:r>
+      <w:r>
+        <w:t xml:space="preserve"> </w:t>
+      </w:r>
+      <w:r>
+        <w:t xml:space="preserve">= 10, 16) fell below the</w:t>
+      </w:r>
+      <w:r>
+        <w:t xml:space="preserve"> </w:t>
+      </w:r>
+      <w:r>
+        <w:rPr>
+          <w:i/>
+          <w:iCs/>
+        </w:rPr>
+        <w:t xml:space="preserve">n</w:t>
+      </w:r>
+      <w:r>
+        <w:t xml:space="preserve"> </w:t>
+      </w:r>
+      <w:r>
+        <w:t xml:space="preserve">≥ 20 threshold for stable bootstrap estimation and were not decomposed.</w:t>
       </w:r>
     </w:p>
     <w:p>
@@ -2324,7 +2488,7 @@
         <w:pStyle w:val="BodyText"/>
       </w:pPr>
       <w:r>
-        <w:t xml:space="preserve">To confirm that the cell-composition result does not depend on the marker-mean proxy, the partial correlation and the decomposition were repeated using an independent, transcriptome-wide deconvolution. Per-sample abundance of 64 cell types, including eosinophils, was estimated with xCell</w:t>
+        <w:t xml:space="preserve">To test whether the cell-composition result depends on the marker-mean proxy, the partial correlation and the decomposition were repeated using an independent, transcriptome-wide deconvolution. Per-sample abundance of 64 cell types, including eosinophils, was estimated with xCell</w:t>
       </w:r>
       <w:r>
         <w:t xml:space="preserve"> </w:t>
@@ -2376,56 +2540,7 @@
         <w:t xml:space="preserve">]</w:t>
       </w:r>
       <w:r>
-        <w:t xml:space="preserve">, which reports the residual correlation ρ at which the composition-attributable component would be nullified. CIBERSORTx-ready CPM/FPKM input matrices are additionally provided in</w:t>
-      </w:r>
-      <w:r>
-        <w:t xml:space="preserve"> </w:t>
-      </w:r>
-      <w:r>
-        <w:rPr>
-          <w:rStyle w:val="VerbatimChar"/>
-        </w:rPr>
-        <w:t xml:space="preserve">results/intermediate/cibersortx_input/</w:t>
-      </w:r>
-      <w:r>
-        <w:t xml:space="preserve"> </w:t>
-      </w:r>
-      <w:r>
-        <w:t xml:space="preserve">for verification against the LM22 reference.</w:t>
-      </w:r>
-    </w:p>
-    <w:bookmarkEnd w:id="15"/>
-    <w:bookmarkStart w:id="16" w:name="specificity-heatmaps"/>
-    <w:p>
-      <w:pPr>
-        <w:pStyle w:val="Heading3"/>
-      </w:pPr>
-      <w:r>
-        <w:t xml:space="preserve">Specificity heatmaps</w:t>
-      </w:r>
-    </w:p>
-    <w:p>
-      <w:pPr>
-        <w:pStyle w:val="FirstParagraph"/>
-      </w:pPr>
-      <w:r>
-        <w:t xml:space="preserve">To place the</w:t>
-      </w:r>
-      <w:r>
-        <w:t xml:space="preserve"> </w:t>
-      </w:r>
-      <w:r>
-        <w:rPr>
-          <w:i/>
-          <w:iCs/>
-        </w:rPr>
-        <w:t xml:space="preserve">IDI2-AS1</w:t>
-      </w:r>
-      <w:r>
-        <w:t xml:space="preserve"> </w:t>
-      </w:r>
-      <w:r>
-        <w:t xml:space="preserve">result in the context of related lncRNAs and the type-2 cytokine network, two heatmaps were produced with ComplexHeatmap (v2.18.0;</w:t>
+        <w:t xml:space="preserve">, which reports the residual correlation ρ at which the composition-attributable component would be nullified. CIBERSORTx-ready</w:t>
       </w:r>
       <w:r>
         <w:t xml:space="preserve"> </w:t>
@@ -2433,7 +2548,7 @@
       <w:r>
         <w:t xml:space="preserve">[</w:t>
       </w:r>
-      <w:hyperlink w:anchor="ref-Gu2016_ComplexHeatmap">
+      <w:hyperlink w:anchor="ref-Newman2019_CIBERSORTx">
         <w:r>
           <w:rPr>
             <w:rStyle w:val="Hyperlink"/>
@@ -2445,6 +2560,78 @@
         <w:t xml:space="preserve">]</w:t>
       </w:r>
       <w:r>
+        <w:t xml:space="preserve"> </w:t>
+      </w:r>
+      <w:r>
+        <w:t xml:space="preserve">CPM/FPKM input matrices are additionally provided in</w:t>
+      </w:r>
+      <w:r>
+        <w:t xml:space="preserve"> </w:t>
+      </w:r>
+      <w:r>
+        <w:rPr>
+          <w:rStyle w:val="VerbatimChar"/>
+        </w:rPr>
+        <w:t xml:space="preserve">results/intermediate/cibersortx_input/</w:t>
+      </w:r>
+      <w:r>
+        <w:t xml:space="preserve"> </w:t>
+      </w:r>
+      <w:r>
+        <w:t xml:space="preserve">for verification against the LM22 reference. Generative-AI use in preparing this work is disclosed in full in the Declarations.</w:t>
+      </w:r>
+    </w:p>
+    <w:bookmarkEnd w:id="15"/>
+    <w:bookmarkStart w:id="16" w:name="specificity-heatmaps"/>
+    <w:p>
+      <w:pPr>
+        <w:pStyle w:val="Heading3"/>
+      </w:pPr>
+      <w:r>
+        <w:t xml:space="preserve">Specificity heatmaps</w:t>
+      </w:r>
+    </w:p>
+    <w:p>
+      <w:pPr>
+        <w:pStyle w:val="FirstParagraph"/>
+      </w:pPr>
+      <w:r>
+        <w:t xml:space="preserve">To place the</w:t>
+      </w:r>
+      <w:r>
+        <w:t xml:space="preserve"> </w:t>
+      </w:r>
+      <w:r>
+        <w:rPr>
+          <w:i/>
+          <w:iCs/>
+        </w:rPr>
+        <w:t xml:space="preserve">IDI2-AS1</w:t>
+      </w:r>
+      <w:r>
+        <w:t xml:space="preserve"> </w:t>
+      </w:r>
+      <w:r>
+        <w:t xml:space="preserve">result in the context of related lncRNAs and the type-2 cytokine network, two heatmaps were produced with ComplexHeatmap (v2.18.0;</w:t>
+      </w:r>
+      <w:r>
+        <w:t xml:space="preserve"> </w:t>
+      </w:r>
+      <w:r>
+        <w:t xml:space="preserve">[</w:t>
+      </w:r>
+      <w:hyperlink w:anchor="ref-Gu2016_ComplexHeatmap">
+        <w:r>
+          <w:rPr>
+            <w:rStyle w:val="Hyperlink"/>
+          </w:rPr>
+          <w:t xml:space="preserve">23</w:t>
+        </w:r>
+      </w:hyperlink>
+      <w:r>
+        <w:t xml:space="preserve">]</w:t>
+      </w:r>
+      <w:r>
         <w:t xml:space="preserve">) as Fig. 5A (lncRNAs) and 5B (cytokines). Per-dataset patient-vs-control log</w:t>
       </w:r>
       <w:r>
@@ -2457,7 +2644,7 @@
         <w:t xml:space="preserve"> </w:t>
       </w:r>
       <w:r>
-        <w:t xml:space="preserve">fold-changes were assembled into a gene × dataset matrix, rows ordered with the focal gene on top, and a symmetric colour scale clipped at ±4 log</w:t>
+        <w:t xml:space="preserve">fold-changes were assembled into a gene × dataset matrix, rows ordered with the focal gene on top, and a symmetric colour scale clipped at ±1 log</w:t>
       </w:r>
       <w:r>
         <w:rPr>
@@ -2469,7 +2656,32 @@
         <w:t xml:space="preserve"> </w:t>
       </w:r>
       <w:r>
-        <w:t xml:space="preserve">units.</w:t>
+        <w:t xml:space="preserve">unit for the lncRNA panel (Fig. 5A, which spans the full observed range of those features) and at ±4 log</w:t>
+      </w:r>
+      <w:r>
+        <w:rPr>
+          <w:vertAlign w:val="subscript"/>
+        </w:rPr>
+        <w:t xml:space="preserve">2</w:t>
+      </w:r>
+      <w:r>
+        <w:t xml:space="preserve"> </w:t>
+      </w:r>
+      <w:r>
+        <w:t xml:space="preserve">units for the cytokine panel (Fig. 5B, to accommodate the</w:t>
+      </w:r>
+      <w:r>
+        <w:t xml:space="preserve"> </w:t>
+      </w:r>
+      <w:r>
+        <w:rPr>
+          <w:i/>
+          <w:iCs/>
+        </w:rPr>
+        <w:t xml:space="preserve">IL13</w:t>
+      </w:r>
+      <w:r>
+        <w:t xml:space="preserve">-in-AD outlier).</w:t>
       </w:r>
     </w:p>
     <w:bookmarkEnd w:id="16"/>
@@ -2603,7 +2815,7 @@
         <w:t xml:space="preserve"> </w:t>
       </w:r>
       <w:r>
-        <w:t xml:space="preserve">= 0.41) to +0.247 (eosinophilic esophagitis, GSE58640;</w:t>
+        <w:t xml:space="preserve">= 0.41) to +0.246 (eosinophilic esophagitis, GSE58640;</w:t>
       </w:r>
       <w:r>
         <w:t xml:space="preserve"> </w:t>
@@ -3118,7 +3330,7 @@
         <w:t xml:space="preserve"> </w:t>
       </w:r>
       <w:r>
-        <w:t xml:space="preserve">relationship as a partial Spearman correlation conditioning on both signatures (Fig. 4 and Supplementary Fig. 1; Table 3). Adjustment substantially attenuated the raw association in every cohort and abolished it in asthma: the asthma Spearman ρ dropped from +0.109 (</w:t>
+        <w:t xml:space="preserve">relationship as a partial Spearman correlation conditioning on both signatures (Fig. 4 and Supplementary Fig. 1; Table 3). Adjustment attenuated the estimate in the three cohorts with a non-trivial raw association, abolishing it in asthma: the asthma Spearman ρ dropped from +0.109 (</w:t>
       </w:r>
       <w:r>
         <w:rPr>
@@ -3170,7 +3382,39 @@
         <w:t xml:space="preserve"> </w:t>
       </w:r>
       <w:r>
-        <w:t xml:space="preserve">= 0.94).</w:t>
+        <w:t xml:space="preserve">= 0.94). In CRSwNP, which had no significant raw association to begin with (ρ = +0.085,</w:t>
+      </w:r>
+      <w:r>
+        <w:t xml:space="preserve"> </w:t>
+      </w:r>
+      <w:r>
+        <w:rPr>
+          <w:i/>
+          <w:iCs/>
+        </w:rPr>
+        <w:t xml:space="preserve">p</w:t>
+      </w:r>
+      <w:r>
+        <w:t xml:space="preserve"> </w:t>
+      </w:r>
+      <w:r>
+        <w:t xml:space="preserve">= 0.48), the partial estimate was marginally higher (+0.135,</w:t>
+      </w:r>
+      <w:r>
+        <w:t xml:space="preserve"> </w:t>
+      </w:r>
+      <w:r>
+        <w:rPr>
+          <w:i/>
+          <w:iCs/>
+        </w:rPr>
+        <w:t xml:space="preserve">p</w:t>
+      </w:r>
+      <w:r>
+        <w:t xml:space="preserve"> </w:t>
+      </w:r>
+      <w:r>
+        <w:t xml:space="preserve">= 0.27) rather than attenuated — as expected when there is no real bulk association to remove.</w:t>
       </w:r>
     </w:p>
     <w:p>
@@ -3223,7 +3467,7 @@
         <w:t xml:space="preserve">statistical partition of the observed cross-sectional association under a linear model, not as a causal effect</w:t>
       </w:r>
       <w:r>
-        <w:t xml:space="preserve">: with single-timepoint bulk biopsies the temporal-ordering and no-unmeasured-confounding assumptions required for a causal interpretation cannot be verified (see Limitations). Under this decomposition the total</w:t>
+        <w:t xml:space="preserve">: with single-timepoint bulk tissue samples (biopsies and, for asthma, epithelial brushings) the temporal-ordering and no-unmeasured-confounding assumptions required for a causal interpretation cannot be verified (see Limitations). Under this decomposition the total</w:t>
       </w:r>
       <w:r>
         <w:t xml:space="preserve"> </w:t>
@@ -3236,7 +3480,7 @@
         <w:t xml:space="preserve">IDI2-AS1</w:t>
       </w:r>
       <w:r>
-        <w:t xml:space="preserve">→</w:t>
+        <w:t xml:space="preserve">–</w:t>
       </w:r>
       <w:r>
         <w:rPr>
@@ -3326,7 +3570,7 @@
           <w:b/>
           <w:bCs/>
         </w:rPr>
-        <w:t xml:space="preserve">Validation with an independent deconvolution method.</w:t>
+        <w:t xml:space="preserve">Robustness check with an independent deconvolution method.</w:t>
       </w:r>
       <w:r>
         <w:t xml:space="preserve"> </w:t>
@@ -3400,7 +3644,7 @@
         <w:t xml:space="preserve"> </w:t>
       </w:r>
       <w:r>
-        <w:t xml:space="preserve">= 0.006; proportion 0.70; sensitivity threshold ρ ≈ 0.50). The eosinophil-composition explanation is therefore reproduced by actual deconvolution, with a more conservative point estimate:</w:t>
+        <w:t xml:space="preserve">= 0.006; proportion 0.70; sensitivity threshold ρ ≈ 0.50). The eosinophil-composition explanation is therefore reproduced by xCell raw enrichment derived from transcriptome-wide signatures — an estimate independent of the seven-gene marker panel, though still an enrichment score rather than a calibrated cell fraction — with a more conservative point estimate:</w:t>
       </w:r>
       <w:r>
         <w:t xml:space="preserve"> </w:t>
@@ -3502,7 +3746,7 @@
         <w:pStyle w:val="BodyText"/>
       </w:pPr>
       <w:r>
-        <w:t xml:space="preserve">The smaller cohorts were underpowered for the decomposition step (AD ACME +0.054,</w:t>
+        <w:t xml:space="preserve">The exploratory decompositions in the smaller cohorts were underpowered and mixed in direction (AD ACME +0.054,</w:t>
       </w:r>
       <w:r>
         <w:t xml:space="preserve"> </w:t>
@@ -3518,7 +3762,23 @@
         <w:t xml:space="preserve"> </w:t>
       </w:r>
       <w:r>
-        <w:t xml:space="preserve">= 0.10; CRSwNP non-significant; EoE skipped at</w:t>
+        <w:t xml:space="preserve">= 0.15; CRSwNP ACME −0.028,</w:t>
+      </w:r>
+      <w:r>
+        <w:t xml:space="preserve"> </w:t>
+      </w:r>
+      <w:r>
+        <w:rPr>
+          <w:i/>
+          <w:iCs/>
+        </w:rPr>
+        <w:t xml:space="preserve">p</w:t>
+      </w:r>
+      <w:r>
+        <w:t xml:space="preserve"> </w:t>
+      </w:r>
+      <w:r>
+        <w:t xml:space="preserve">= 0.13; EoE skipped at</w:t>
       </w:r>
       <w:r>
         <w:t xml:space="preserve"> </w:t>
@@ -3534,7 +3794,33 @@
         <w:t xml:space="preserve"> </w:t>
       </w:r>
       <w:r>
-        <w:t xml:space="preserve">&lt; 20 threshold), so the quantitative decomposition rests on the asthma cohort alone, with the smaller cohorts directionally compatible but underpowered. We therefore restrict the quantitative attribution claim to asthma and treat the remaining diseases as qualitatively consistent corroboration rather than independent confirmation.</w:t>
+        <w:t xml:space="preserve">&lt; 20 threshold), so the quantitative decomposition rests on the asthma cohort alone. We therefore restrict the quantitative attribution claim to asthma and treat the remaining diseases as underpowered context — their raw</w:t>
+      </w:r>
+      <w:r>
+        <w:t xml:space="preserve"> </w:t>
+      </w:r>
+      <w:r>
+        <w:rPr>
+          <w:i/>
+          <w:iCs/>
+        </w:rPr>
+        <w:t xml:space="preserve">IDI2-AS1</w:t>
+      </w:r>
+      <w:r>
+        <w:t xml:space="preserve">–</w:t>
+      </w:r>
+      <w:r>
+        <w:rPr>
+          <w:i/>
+          <w:iCs/>
+        </w:rPr>
+        <w:t xml:space="preserve">IL5</w:t>
+      </w:r>
+      <w:r>
+        <w:t xml:space="preserve"> </w:t>
+      </w:r>
+      <w:r>
+        <w:t xml:space="preserve">correlations are positive, but their adjusted and decomposition estimates are not uniformly directionally consistent — rather than as independent confirmation.</w:t>
       </w:r>
     </w:p>
     <w:bookmarkEnd w:id="21"/>
@@ -3584,7 +3870,7 @@
         <w:t xml:space="preserve"> </w:t>
       </w:r>
       <w:r>
-        <w:t xml:space="preserve">relationship in patient tissue that no single stage could supply. Step 1 produces a converging bulk-DE null; Step 2 produces a positively signed bulk correlation that inverts the cell-line direction; Step 3 attributes the majority (≈ 70–90 % in asthma, depending on the abundance estimator) of the bulk-level covariation to the eosinophil compartment with no detectable within-tissue residual. The synthesis is that the bulk readout is most parsimoniously interpreted as compositional masking of an otherwise consistent per-cell signal — the per-cell signal of</w:t>
+        <w:t xml:space="preserve">relationship in patient tissue that no single stage could supply. Step 1 produces a converging bulk-DE null; Step 2 produces a positively signed bulk correlation that inverts the cell-line direction; Step 3 attributes the majority (≈ 70–90 % in asthma, depending on the abundance estimator) of the bulk-level covariation to the eosinophil compartment with no detectable within-tissue residual. The synthesis is that the bulk readout is most parsimoniously interpreted as compositional masking — a hypothesis, since no per-cell signal was directly measured here: under it, any per-cell</w:t>
       </w:r>
       <w:r>
         <w:t xml:space="preserve"> </w:t>
@@ -3600,7 +3886,7 @@
         <w:t xml:space="preserve"> </w:t>
       </w:r>
       <w:r>
-        <w:t xml:space="preserve">is diluted across thousands of bystander cells in which neither it nor</w:t>
+        <w:t xml:space="preserve">signal would be diluted across thousands of bystander cells in which neither it nor</w:t>
       </w:r>
       <w:r>
         <w:t xml:space="preserve"> </w:t>
@@ -3616,7 +3902,7 @@
         <w:t xml:space="preserve"> </w:t>
       </w:r>
       <w:r>
-        <w:t xml:space="preserve">is meaningfully expressed, while the small effector compartment that does co-express both transcripts simultaneously expands in active disease and drives the apparent positive sample-level correlation. This is the reading the pipeline produces from the three operations, without requiring the analyst to pre-commit to either a</w:t>
+        <w:t xml:space="preserve">is meaningfully expressed, while the small effector compartment that does co-express both transcripts simultaneously expands in active disease, which would be expected to generate the apparent positive sample-level correlation. This is the reading the pipeline produces from the three operations, without requiring the analyst to pre-commit to either a</w:t>
       </w:r>
       <w:r>
         <w:t xml:space="preserve"> </w:t>
@@ -4184,7 +4470,7 @@
         <w:t xml:space="preserve"> </w:t>
       </w:r>
       <w:r>
-        <w:t xml:space="preserve">in the same cohorts can be interpreted with confidence. Taken together, the comparator-lncRNA and cytokine specificity checks support that the near-null bulk-tissue</w:t>
+        <w:t xml:space="preserve">in the same cohorts can be interpreted with confidence. Taken together, the comparator-lncRNA and cytokine specificity checks argue against a gross pipeline failure as the explanation for the near-null bulk-tissue</w:t>
       </w:r>
       <w:r>
         <w:t xml:space="preserve"> </w:t>
@@ -4200,7 +4486,7 @@
         <w:t xml:space="preserve"> </w:t>
       </w:r>
       <w:r>
-        <w:t xml:space="preserve">signal reflects a genuine feature of this lncRNA rather than a technical limitation of the datasets or analysis.</w:t>
+        <w:t xml:space="preserve">signal; they do not, however, exclude lncRNA-specific detection limitations in these heterogeneous public datasets, which remain a possibility we cannot fully rule out.</w:t>
       </w:r>
     </w:p>
     <w:bookmarkEnd w:id="24"/>
@@ -4262,7 +4548,7 @@
         <w:t xml:space="preserve"> </w:t>
       </w:r>
       <w:r>
-        <w:t xml:space="preserve">— the same workflow systematically masks per-cell regulation behind compositional shift. The cell-composition-adjusted pipeline introduced here separates the two contributions using bulk transcriptomes alone, through four steps that can be applied to any candidate lncRNA-target pair against any sufficiently powered public bulk cohort. All code and intermediate inputs (including CIBERSORTx-formatted matrices) are released openly. The framework is deliberately scoped to information recoverable from bulk RNA-seq, so that clinically annotated bulk transcriptomic data already in the public domain can be re-interrogated without requiring single-cell or spatial re-sampling. We do not claim novelty for the individual statistical components — partial correlation, signature- and ssGSEA-based deconvolution, random-effects meta-analysis, and effect decomposition are all established tools. The contribution is their assembly into a specific, reusable interpretive discipline for the recurring problem of low-abundance, cell-type-restricted lncRNA candidates whose per-cell regulation and compartment abundance move in opposite directions in disease, together with the explicit cross-method robustness check (marker score versus independent deconvolution) that exposed the spillover-compensation pitfall. The pipeline’s behaviour on ground-truth-positive features in the same cohorts provides an internal benchmark: the type-2 cytokines (e.g. </w:t>
+        <w:t xml:space="preserve">— the same workflow systematically masks per-cell regulation behind compositional shift. The cell-composition-adjusted pipeline introduced here statistically estimates the composition-associated and residual components of the bulk signal using bulk transcriptomes alone, through four steps that can be applied to any candidate lncRNA-target pair against any sufficiently powered public bulk cohort. All code and intermediate inputs (including CIBERSORTx-formatted matrices) are released openly. The framework is deliberately scoped to information recoverable from bulk RNA-seq, so that clinically annotated bulk transcriptomic data already in the public domain can be re-interrogated without requiring single-cell or spatial re-sampling. We do not claim novelty for the individual statistical components — partial correlation, signature- and ssGSEA-based deconvolution, random-effects meta-analysis, and effect decomposition are all established tools. The contribution is their assembly into a specific, reusable interpretive discipline for the recurring problem of low-abundance, cell-type-restricted lncRNA candidates whose per-cell regulation and compartment abundance move in opposite directions in disease, together with the explicit cross-method robustness check (marker score versus independent deconvolution) that exposed the spillover-compensation pitfall. The pipeline’s behaviour on ground-truth-positive features in the same cohorts provides an internal benchmark: the type-2 cytokines (e.g. </w:t>
       </w:r>
       <w:r>
         <w:rPr>
@@ -4291,7 +4577,7 @@
         <w:t xml:space="preserve"> </w:t>
       </w:r>
       <w:r>
-        <w:t xml:space="preserve">in asthma) and the comparator lncRNAs are recovered with the expected, disease-appropriate effects (Fig. 5), confirming that the near-null</w:t>
+        <w:t xml:space="preserve">in asthma) and the comparator lncRNAs are recovered with the expected, disease-appropriate effects (Fig. 5), supporting that the near-null</w:t>
       </w:r>
       <w:r>
         <w:t xml:space="preserve"> </w:t>
@@ -4307,7 +4593,7 @@
         <w:t xml:space="preserve"> </w:t>
       </w:r>
       <w:r>
-        <w:t xml:space="preserve">readout is a property of that transcript rather than an insensitivity of the pipeline.</w:t>
+        <w:t xml:space="preserve">readout reflects a property of that transcript rather than a gross insensitivity of the pipeline.</w:t>
       </w:r>
     </w:p>
     <w:bookmarkEnd w:id="26"/>
@@ -4479,7 +4765,7 @@
         <w:t xml:space="preserve"> </w:t>
       </w:r>
       <w:r>
-        <w:t xml:space="preserve">≤ 0.006) — with no detectable within-tissue residual (direct component +0.012,</w:t>
+        <w:t xml:space="preserve">≤ 0.006) — with no detectable within-tissue residual (residual component +0.012,</w:t>
       </w:r>
       <w:r>
         <w:t xml:space="preserve"> </w:t>
@@ -4495,7 +4781,23 @@
         <w:t xml:space="preserve"> </w:t>
       </w:r>
       <w:r>
-        <w:t xml:space="preserve">= 0.76). That the two abundance estimators agree (Spearman ρ = 0.62) and yield the same qualitative conclusion is the central robustness check: the result is not an artifact of the marker-score proxy. Read together, these outputs refine rather than refute the in vitro mechanism: the converging bulk null is what one would expect for a low-abundance, cell-type-restricted regulator whose per-cell signal is diluted across a predominantly bystander biopsy, and the directionally inverted bulk correlation is what one would expect when biopsies vary in the abundance of the cells co-expressing the regulator and its target. The strongest evidence comes from the asthma cohort (</w:t>
+        <w:t xml:space="preserve">= 0.76 under the marker estimator and +0.037,</w:t>
+      </w:r>
+      <w:r>
+        <w:t xml:space="preserve"> </w:t>
+      </w:r>
+      <w:r>
+        <w:rPr>
+          <w:i/>
+          <w:iCs/>
+        </w:rPr>
+        <w:t xml:space="preserve">p</w:t>
+      </w:r>
+      <w:r>
+        <w:t xml:space="preserve"> </w:t>
+      </w:r>
+      <w:r>
+        <w:t xml:space="preserve">= 0.57 under xCell). That the two abundance estimators agree (Spearman ρ = 0.62) and yield the same qualitative conclusion is the central robustness check: the result is not an artifact of the marker-score proxy. Read together, these outputs refine rather than refute the in vitro mechanism: the converging bulk null is what one would expect for a low-abundance, cell-type-restricted regulator whose per-cell signal is diluted across a predominantly bystander biopsy, and the directionally inverted bulk correlation is what one would expect when biopsies vary in the abundance of the cells co-expressing the regulator and its target. The strongest evidence comes from the asthma cohort (</w:t>
       </w:r>
       <w:r>
         <w:rPr>
@@ -4508,7 +4810,7 @@
         <w:t xml:space="preserve"> </w:t>
       </w:r>
       <w:r>
-        <w:t xml:space="preserve">= 695); the smaller cohorts are directionally compatible but underpowered. The pipeline performed its intended interpretive function — converting a pair of bulk outputs that would be filed in opposite directions by standard analysis into a single, mutually consistent reading.</w:t>
+        <w:t xml:space="preserve">= 695); the smaller cohorts are underpowered and mixed (positive raw correlations, but their exploratory adjusted and decomposition estimates are not uniformly in the same direction — for example the CRSwNP marker decomposition is slightly negative), and so provide qualitative context rather than confirmation. The pipeline performed its intended interpretive function — converting a pair of bulk outputs that would be filed in opposite directions by standard analysis into a single, mutually consistent reading.</w:t>
       </w:r>
     </w:p>
     <w:bookmarkEnd w:id="27"/>
@@ -4606,7 +4908,7 @@
         <w:t xml:space="preserve"> </w:t>
       </w:r>
       <w:r>
-        <w:t xml:space="preserve">from previously published differential-expression catalogs of these diseases. Alternative explanations — including the possibility that the in vitro effect does not generalise from the cell-line context — cannot be excluded by the present data, but the parsimonious reading is that the in vitro mechanism survives the bulk-tissue test under appropriate adjustment.</w:t>
+        <w:t xml:space="preserve">from previously published differential-expression catalogs of these diseases. Alternative explanations — including the possibility that the in vitro effect does not generalise from the cell-line context — cannot be excluded by the present data; the parsimonious reading is that the in vitro mechanism remains compatible with the adjusted bulk-tissue pattern, but it is not adjudicated by these data and requires cell-resolved testing.</w:t>
       </w:r>
     </w:p>
     <w:bookmarkEnd w:id="28"/>
@@ -4672,7 +4974,7 @@
         <w:t xml:space="preserve"> </w:t>
       </w:r>
       <w:r>
-        <w:t xml:space="preserve">— the standard catalog operation — will systematically miss regulators that act inside small effector subsets, even when their downstream protein-coding targets (here,</w:t>
+        <w:t xml:space="preserve">— the standard catalog operation — may miss regulators that act inside small effector subsets, even when their downstream protein-coding targets (here,</w:t>
       </w:r>
       <w:r>
         <w:t xml:space="preserve"> </w:t>
@@ -4731,63 +5033,6 @@
         <w:t xml:space="preserve">[</w:t>
       </w:r>
       <w:hyperlink w:anchor="ref-Travaglini2020_lungatlas">
-        <w:r>
-          <w:rPr>
-            <w:rStyle w:val="Hyperlink"/>
-          </w:rPr>
-          <w:t xml:space="preserve">23</w:t>
-        </w:r>
-      </w:hyperlink>
-      <w:r>
-        <w:t xml:space="preserve">]</w:t>
-      </w:r>
-      <w:r>
-        <w:t xml:space="preserve"> </w:t>
-      </w:r>
-      <w:r>
-        <w:t xml:space="preserve">provide the natural orthogonal substrate against which the pipeline’s predictions can be tested for any specific candidate.</w:t>
-      </w:r>
-    </w:p>
-    <w:bookmarkEnd w:id="29"/>
-    <w:bookmarkStart w:id="30" w:name="translational-context"/>
-    <w:p>
-      <w:pPr>
-        <w:pStyle w:val="Heading3"/>
-      </w:pPr>
-      <w:r>
-        <w:t xml:space="preserve">Translational context</w:t>
-      </w:r>
-    </w:p>
-    <w:p>
-      <w:pPr>
-        <w:pStyle w:val="FirstParagraph"/>
-      </w:pPr>
-      <w:r>
-        <w:t xml:space="preserve">The worked example sits in a clinically tractable axis:</w:t>
-      </w:r>
-      <w:r>
-        <w:t xml:space="preserve"> </w:t>
-      </w:r>
-      <w:r>
-        <w:rPr>
-          <w:i/>
-          <w:iCs/>
-        </w:rPr>
-        <w:t xml:space="preserve">IL5</w:t>
-      </w:r>
-      <w:r>
-        <w:t xml:space="preserve"> </w:t>
-      </w:r>
-      <w:r>
-        <w:t xml:space="preserve">is the validated target of three anti-eosinophil biologics — mepolizumab and reslizumab (anti-IL5), benralizumab (anti-IL5Rα) — approved for severe eosinophilic asthma and (for mepolizumab) CRSwNP</w:t>
-      </w:r>
-      <w:r>
-        <w:t xml:space="preserve"> </w:t>
-      </w:r>
-      <w:r>
-        <w:t xml:space="preserve">[</w:t>
-      </w:r>
-      <w:hyperlink w:anchor="ref-Bel2014_mepolizumab">
         <w:r>
           <w:rPr>
             <w:rStyle w:val="Hyperlink"/>
@@ -4796,9 +5041,55 @@
         </w:r>
       </w:hyperlink>
       <w:r>
-        <w:t xml:space="preserve">,</w:t>
-      </w:r>
-      <w:hyperlink w:anchor="ref-Bachert2017_mepoCRSwNP">
+        <w:t xml:space="preserve">]</w:t>
+      </w:r>
+      <w:r>
+        <w:t xml:space="preserve"> </w:t>
+      </w:r>
+      <w:r>
+        <w:t xml:space="preserve">provide the natural orthogonal substrate against which the pipeline’s predictions can be tested for any specific candidate.</w:t>
+      </w:r>
+    </w:p>
+    <w:bookmarkEnd w:id="29"/>
+    <w:bookmarkStart w:id="30" w:name="translational-context"/>
+    <w:p>
+      <w:pPr>
+        <w:pStyle w:val="Heading3"/>
+      </w:pPr>
+      <w:r>
+        <w:t xml:space="preserve">Translational context</w:t>
+      </w:r>
+    </w:p>
+    <w:p>
+      <w:pPr>
+        <w:pStyle w:val="FirstParagraph"/>
+      </w:pPr>
+      <w:r>
+        <w:t xml:space="preserve">The worked example sits in a clinically tractable axis:</w:t>
+      </w:r>
+      <w:r>
+        <w:t xml:space="preserve"> </w:t>
+      </w:r>
+      <w:r>
+        <w:rPr>
+          <w:i/>
+          <w:iCs/>
+        </w:rPr>
+        <w:t xml:space="preserve">IL5</w:t>
+      </w:r>
+      <w:r>
+        <w:t xml:space="preserve"> </w:t>
+      </w:r>
+      <w:r>
+        <w:t xml:space="preserve">is the validated target of three anti-eosinophil biologics — mepolizumab and reslizumab (anti-IL5), benralizumab (anti-IL5Rα) — approved for severe eosinophilic asthma and (for mepolizumab) CRSwNP</w:t>
+      </w:r>
+      <w:r>
+        <w:t xml:space="preserve"> </w:t>
+      </w:r>
+      <w:r>
+        <w:t xml:space="preserve">[</w:t>
+      </w:r>
+      <w:hyperlink w:anchor="ref-Bel2014_mepolizumab">
         <w:r>
           <w:rPr>
             <w:rStyle w:val="Hyperlink"/>
@@ -4807,18 +5098,9 @@
         </w:r>
       </w:hyperlink>
       <w:r>
-        <w:t xml:space="preserve">]</w:t>
-      </w:r>
-      <w:r>
-        <w:t xml:space="preserve">. Anti-IL13 strategies have shown histologic and endoscopic improvement in eosinophilic esophagitis</w:t>
-      </w:r>
-      <w:r>
-        <w:t xml:space="preserve"> </w:t>
-      </w:r>
-      <w:r>
-        <w:t xml:space="preserve">[</w:t>
-      </w:r>
-      <w:hyperlink w:anchor="ref-Hirano2019_EoEbiologic">
+        <w:t xml:space="preserve">,</w:t>
+      </w:r>
+      <w:hyperlink w:anchor="ref-Bachert2017_mepoCRSwNP">
         <w:r>
           <w:rPr>
             <w:rStyle w:val="Hyperlink"/>
@@ -4830,7 +5112,27 @@
         <w:t xml:space="preserve">]</w:t>
       </w:r>
       <w:r>
-        <w:t xml:space="preserve">. The clinical success of these axes is direct evidence that</w:t>
+        <w:t xml:space="preserve">. Anti-IL13 strategies have shown histologic and endoscopic improvement in eosinophilic esophagitis</w:t>
+      </w:r>
+      <w:r>
+        <w:t xml:space="preserve"> </w:t>
+      </w:r>
+      <w:r>
+        <w:t xml:space="preserve">[</w:t>
+      </w:r>
+      <w:hyperlink w:anchor="ref-Hirano2019_EoEbiologic">
+        <w:r>
+          <w:rPr>
+            <w:rStyle w:val="Hyperlink"/>
+          </w:rPr>
+          <w:t xml:space="preserve">27</w:t>
+        </w:r>
+      </w:hyperlink>
+      <w:r>
+        <w:t xml:space="preserve">]</w:t>
+      </w:r>
+      <w:r>
+        <w:t xml:space="preserve">. The clinical success of these axes supports that</w:t>
       </w:r>
       <w:r>
         <w:t xml:space="preserve"> </w:t>
@@ -4846,7 +5148,7 @@
         <w:t xml:space="preserve"> </w:t>
       </w:r>
       <w:r>
-        <w:t xml:space="preserve">— and the type-2 effector network of which it is part — is dose-limiting for the eosinophilic phenotype, which in turn implies that upstream regulators of</w:t>
+        <w:t xml:space="preserve">— and the type-2 effector network of which it is part — is clinically central to the eosinophilic phenotype, which in turn implies that upstream regulators of</w:t>
       </w:r>
       <w:r>
         <w:t xml:space="preserve"> </w:t>
@@ -4893,7 +5195,7 @@
         <w:pStyle w:val="FirstParagraph"/>
       </w:pPr>
       <w:r>
-        <w:t xml:space="preserve">Limitations apply to both the pipeline and its application here. (i) The cell-type-adjustment step primarily uses a marker-gene signature score for full local reproducibility; we confirmed the principal asthma result with an independent transcriptome-wide deconvolution (xCell), which gave a concordant eosinophil estimate (ρ = 0.62) and the same qualitative conclusion at a more conservative magnitude (≈ 70 % vs ≈ 90 %). This cross-method check also surfaced a practical caution: the default spillover-compensation step of xCell floored the eosinophil estimate in epithelial cohorts (≈ 41 % of asthma samples set to exactly zero), so the raw enrichment rather than the compensated score is the appropriate estimate for a rare, spillover-prone cell type — generic deconvolution applied without this check would have produced a spuriously null adjustment. Both the marker score and the xCell estimate nonetheless treat the eosinophil compartment as a one-dimensional summary, and neither separates a change in eosinophil number from a change in per-eosinophil marker expression. (ii) The mediation decomposition requires sample sizes large enough to support stable bootstrap estimates of ACME and ADE; this condition is met only in the asthma cohort (</w:t>
+        <w:t xml:space="preserve">Limitations apply to both the pipeline and its application here. (i) The cell-type-adjustment step primarily uses a marker-gene signature score for full local reproducibility; we repeated the principal asthma analysis with an independent transcriptome-wide deconvolution (xCell), which gave a concordant eosinophil estimate (ρ = 0.62) and the same qualitative conclusion at a more conservative magnitude (≈ 70 % vs ≈ 90 %). This cross-method check also surfaced a practical caution: the default spillover-compensation step of xCell floored the eosinophil estimate in epithelial cohorts (≈ 41 % of asthma samples set to exactly zero), so the raw enrichment rather than the compensated score is the appropriate estimate for a rare, spillover-prone cell type — generic deconvolution applied without this check would have produced a spuriously null adjustment. Both the marker score and the xCell estimate nonetheless treat the eosinophil compartment as a one-dimensional summary, and neither separates a change in eosinophil number from a change in per-eosinophil marker expression. (ii) The mediation decomposition requires sample sizes large enough to support stable bootstrap estimates of ACME and ADE; this condition is met only in the asthma cohort (</w:t>
       </w:r>
       <w:r>
         <w:rPr>
@@ -4906,7 +5208,23 @@
         <w:t xml:space="preserve"> </w:t>
       </w:r>
       <w:r>
-        <w:t xml:space="preserve">= 695), and directionally consistent but underpowered estimates in AD, CRSwNP, and EoE await replication. (iii) Because the underlying data are cross-sectional observational, the ACME / ADE values are statistical decompositions under the assumed mediator-outcome model, not strict counterfactual causal effects. (iv) We relied on public datasets not designed for lncRNA discovery; library preparation and depth differ between cohorts, and the inclusion criterion required</w:t>
+        <w:t xml:space="preserve">= 695); the exploratory AD and CRSwNP decompositions were underpowered and mixed in direction (AD positive, CRSwNP slightly negative, neither significant), and EoE was not decomposed because</w:t>
+      </w:r>
+      <w:r>
+        <w:t xml:space="preserve"> </w:t>
+      </w:r>
+      <w:r>
+        <w:rPr>
+          <w:i/>
+          <w:iCs/>
+        </w:rPr>
+        <w:t xml:space="preserve">n</w:t>
+      </w:r>
+      <w:r>
+        <w:t xml:space="preserve"> </w:t>
+      </w:r>
+      <w:r>
+        <w:t xml:space="preserve">&lt; 20, so all four smaller-cohort results await adequately powered replication. (iii) Because the underlying data are cross-sectional observational, the ACME / ADE values are statistical decompositions under the assumed mediator-outcome model, not strict counterfactual causal effects. (iv) We relied on public datasets not designed for lncRNA discovery; library preparation and depth differ between cohorts, and the inclusion criterion required</w:t>
       </w:r>
       <w:r>
         <w:t xml:space="preserve"> </w:t>
@@ -5026,7 +5344,7 @@
         <w:pStyle w:val="FirstParagraph"/>
       </w:pPr>
       <w:r>
-        <w:t xml:space="preserve">We have introduced a reusable, cell-composition-adjusted re-analysis pipeline that separates compositional from per-cell regulatory contributions to bulk-tissue RNA-seq signals for low-abundance, cell-type-restricted lncRNA candidates. As a worked example, the pipeline was applied to</w:t>
+        <w:t xml:space="preserve">We have introduced a reusable, cell-composition-adjusted re-analysis pipeline that statistically separates composition-associated from residual (per-cell-surrogate) contributions to bulk-tissue RNA-seq signals for low-abundance, cell-type-restricted lncRNA candidates. As a worked example, the pipeline was applied to</w:t>
       </w:r>
       <w:r>
         <w:t xml:space="preserve"> </w:t>
@@ -5081,7 +5399,7 @@
         <w:t xml:space="preserve"> </w:t>
       </w:r>
       <w:r>
-        <w:t xml:space="preserve">covariation to shared eosinophil abundance, with no detectable within-tissue direct effect, converting a pair of bulk outputs that would individually be read as opposing one another into a single, mutually consistent reading: any per-cell</w:t>
+        <w:t xml:space="preserve">covariation to shared eosinophil abundance, with no detectable within-tissue residual component, converting a pair of bulk outputs that would individually be read as opposing one another into a single, mutually consistent reading: a possible per-cell</w:t>
       </w:r>
       <w:r>
         <w:t xml:space="preserve"> </w:t>
@@ -5113,7 +5431,7 @@
         <w:t xml:space="preserve"> </w:t>
       </w:r>
       <w:r>
-        <w:t xml:space="preserve">effect operating in patient effector cells is masked rather than contradicted by the bulk readout. Whether the in vitro mechanism actually operates in patient cells will require single-cell or spatial transcriptomics for adjudication. Beyond the</w:t>
+        <w:t xml:space="preserve">effect operating in patient effector cells would be masked rather than contradicted by the bulk readout. Whether the in vitro mechanism actually operates in patient cells will require single-cell or spatial transcriptomics for adjudication. Beyond the</w:t>
       </w:r>
       <w:r>
         <w:t xml:space="preserve"> </w:t>
@@ -5444,7 +5762,7 @@
         <w:pStyle w:val="FirstParagraph"/>
       </w:pPr>
       <w:r>
-        <w:t xml:space="preserve">During the preparation of this manuscript, the author used Anthropic Claude Code (Claude Opus) as a writing and coding assistant. To make the boundary of this assistance explicit, as requested by peer review: the AI assistant was used to (i) implement analysis and figure-generation code from the author’s specifications, and (ii) draft and copy-edit manuscript prose. All substantive statistical and analytical decisions were made by the author — specifically, the choice of differential-expression and meta-analysis models, the decision to use random-effects pooling, the selection of the eosinophil and Th2 marker panels, the choice to condition on cell-composition signatures and to use a mediation-style decomposition, the decision to validate the marker result with an independent deconvolution (xCell) and to use the raw rather than spillover-compensated enrichment, the restriction of the quantitative claim to the asthma cohort, and the framing of the decomposition as a statistical rather than causal partition. Every numerical result was regenerated from the released code and verified by the author against the source data. The author takes full responsibility for the content of the publication. This use is also noted in the Methods.</w:t>
+        <w:t xml:space="preserve">During the preparation of this manuscript, the author used Anthropic Claude Code (Claude Opus) as a writing and coding assistant. To make the boundary of this assistance explicit, as requested by peer review: the AI assistant was used to (i) implement analysis and figure-generation code from the author’s specifications, and (ii) draft and copy-edit manuscript prose. All substantive statistical and analytical decisions were made by the author — specifically, the choice of differential-expression and meta-analysis models, the decision to use random-effects pooling, the selection of the eosinophil and Th2 marker panels, the choice to condition on cell-composition signatures and to use a mediation-style decomposition, the decision to corroborate the marker result with an independent deconvolution (xCell) and to use the raw rather than spillover-compensated enrichment, the restriction of the quantitative claim to the asthma cohort, and the framing of the decomposition as a statistical rather than causal partition. Every numerical result was regenerated from the released code and verified by the author against the source data. The author takes full responsibility for the content of the publication. This use is also noted in the Methods.</w:t>
       </w:r>
     </w:p>
     <w:bookmarkEnd w:id="43"/>
@@ -5569,7 +5887,7 @@
         <w:t xml:space="preserve"> </w:t>
       </w:r>
       <w:r>
-        <w:t xml:space="preserve">= 70, nasal polyp).</w:t>
+        <w:t xml:space="preserve">= 70, nasal polyp and inferior-turbinate control).</w:t>
       </w:r>
       <w:r>
         <w:t xml:space="preserve"> </w:t>
@@ -5585,7 +5903,7 @@
         <w:t xml:space="preserve"> </w:t>
       </w:r>
       <w:r>
-        <w:t xml:space="preserve">the five sequential analytical steps applied to every dataset — (i) per-dataset differential expression (DESeq2 + apeglm for raw counts, limma-trend for FPKM), (ii) random-effects meta-analysis across cohorts (</w:t>
+        <w:t xml:space="preserve">the analytical steps — steps (i)–(iv) applied to every dataset, step (v) to the adequately powered asthma cohort: (i) per-dataset differential expression (DESeq2 + apeglm for raw counts, limma-trend for FPKM), (ii) random-effects meta-analysis across cohorts (</w:t>
       </w:r>
       <w:r>
         <w:rPr>
@@ -5623,7 +5941,7 @@
         <w:t xml:space="preserve">IL5</w:t>
       </w:r>
       <w:r>
-        <w:t xml:space="preserve">, (iv) cell-type-adjusted partial correlation conditioning on eosinophil and Th2 marker-gene signature scores, and (v) bootstrap mediation-style decomposition in the asthma cohort (1 000 resamples).</w:t>
+        <w:t xml:space="preserve">, (iv) cell-type-adjusted partial correlation conditioning on eosinophil and Th2 marker-gene signature scores (with the eosinophil step additionally checked using independent xCell deconvolution as a cross-method robustness analysis), and (v) a bootstrap effect decomposition in the asthma cohort (1 000 resamples; exploratory and underpowered in the smaller cohorts).</w:t>
       </w:r>
       <w:r>
         <w:t xml:space="preserve"> </w:t>
@@ -5798,7 +6116,7 @@
         <w:t xml:space="preserve"> </w:t>
       </w:r>
       <w:r>
-        <w:t xml:space="preserve">≤ 0.006) — with a within-tissue direct component indistinguishable from zero (+0.012,</w:t>
+        <w:t xml:space="preserve">≤ 0.006) — with a within-tissue residual component indistinguishable from zero under both estimators (+0.012,</w:t>
       </w:r>
       <w:r>
         <w:t xml:space="preserve"> </w:t>
@@ -5814,7 +6132,23 @@
         <w:t xml:space="preserve"> </w:t>
       </w:r>
       <w:r>
-        <w:t xml:space="preserve">= 0.76). The schematic makes the central interpretive arc visible at a glance: bulk DE → bulk correlation → cell-composition adjustment → within-tissue residual.</w:t>
+        <w:t xml:space="preserve">= 0.76 for the marker; +0.037,</w:t>
+      </w:r>
+      <w:r>
+        <w:t xml:space="preserve"> </w:t>
+      </w:r>
+      <w:r>
+        <w:rPr>
+          <w:i/>
+          <w:iCs/>
+        </w:rPr>
+        <w:t xml:space="preserve">p</w:t>
+      </w:r>
+      <w:r>
+        <w:t xml:space="preserve"> </w:t>
+      </w:r>
+      <w:r>
+        <w:t xml:space="preserve">= 0.57 for xCell). The schematic makes the central interpretive arc visible at a glance: bulk DE → bulk correlation → cell-composition adjustment → within-tissue residual.</w:t>
       </w:r>
     </w:p>
     <w:p>
@@ -7387,7 +7721,7 @@
         <w:t xml:space="preserve">IDI2-AS1</w:t>
       </w:r>
       <w:r>
-        <w:t xml:space="preserve">→</w:t>
+        <w:t xml:space="preserve">–</w:t>
       </w:r>
       <w:r>
         <w:rPr>
@@ -7468,7 +7802,7 @@
       </w:r>
     </w:p>
     <w:bookmarkEnd w:id="45"/>
-    <w:bookmarkStart w:id="99" w:name="supplementary-figure-legends"/>
+    <w:bookmarkStart w:id="101" w:name="supplementary-figure-legends"/>
     <w:p>
       <w:pPr>
         <w:pStyle w:val="Heading2"/>
@@ -7648,7 +7982,7 @@
         <w:t xml:space="preserve">and the broader type-2 effector compartment.</w:t>
       </w:r>
     </w:p>
-    <w:bookmarkStart w:id="98" w:name="refs"/>
+    <w:bookmarkStart w:id="100" w:name="refs"/>
     <w:bookmarkStart w:id="47" w:name="ref-Mattick2023_lncRNAreview"/>
     <w:p>
       <w:pPr>
@@ -8621,7 +8955,7 @@
       </w:r>
     </w:p>
     <w:bookmarkEnd w:id="87"/>
-    <w:bookmarkStart w:id="89" w:name="ref-Gu2016_ComplexHeatmap"/>
+    <w:bookmarkStart w:id="89" w:name="ref-Newman2019_CIBERSORTx"/>
     <w:p>
       <w:pPr>
         <w:pStyle w:val="Bibliography"/>
@@ -8636,6 +8970,39 @@
         <w:t xml:space="preserve">	</w:t>
       </w:r>
       <w:r>
+        <w:t xml:space="preserve">Newman AM, Steen CB, Liu CL, Gentles AJ, Chaudhuri AA, Scherer F, et al. Determining cell type abundance and expression from bulk tissues with digital cytometry. Nature Biotechnology 2019;37:773–82.</w:t>
+      </w:r>
+      <w:r>
+        <w:t xml:space="preserve"> </w:t>
+      </w:r>
+      <w:hyperlink r:id="rId88">
+        <w:r>
+          <w:rPr>
+            <w:rStyle w:val="Hyperlink"/>
+          </w:rPr>
+          <w:t xml:space="preserve">https://doi.org/10.1038/s41587-019-0114-2</w:t>
+        </w:r>
+      </w:hyperlink>
+      <w:r>
+        <w:t xml:space="preserve">.</w:t>
+      </w:r>
+    </w:p>
+    <w:bookmarkEnd w:id="89"/>
+    <w:bookmarkStart w:id="91" w:name="ref-Gu2016_ComplexHeatmap"/>
+    <w:p>
+      <w:pPr>
+        <w:pStyle w:val="Bibliography"/>
+      </w:pPr>
+      <w:r>
+        <w:t xml:space="preserve">[23]</w:t>
+      </w:r>
+      <w:r>
+        <w:t xml:space="preserve"> </w:t>
+      </w:r>
+      <w:r>
+        <w:t xml:space="preserve">	</w:t>
+      </w:r>
+      <w:r>
         <w:t xml:space="preserve">Gu Z, Eils R, Schlesner M.</w:t>
       </w:r>
       <w:r>
@@ -8653,7 +9020,7 @@
       <w:r>
         <w:t xml:space="preserve"> </w:t>
       </w:r>
-      <w:hyperlink r:id="rId88">
+      <w:hyperlink r:id="rId90">
         <w:r>
           <w:rPr>
             <w:rStyle w:val="Hyperlink"/>
@@ -8665,14 +9032,14 @@
         <w:t xml:space="preserve">.</w:t>
       </w:r>
     </w:p>
-    <w:bookmarkEnd w:id="89"/>
-    <w:bookmarkStart w:id="91" w:name="ref-Travaglini2020_lungatlas"/>
+    <w:bookmarkEnd w:id="91"/>
+    <w:bookmarkStart w:id="93" w:name="ref-Travaglini2020_lungatlas"/>
     <w:p>
       <w:pPr>
         <w:pStyle w:val="Bibliography"/>
       </w:pPr>
       <w:r>
-        <w:t xml:space="preserve">[23]</w:t>
+        <w:t xml:space="preserve">[24]</w:t>
       </w:r>
       <w:r>
         <w:t xml:space="preserve"> </w:t>
@@ -8698,7 +9065,7 @@
       <w:r>
         <w:t xml:space="preserve"> </w:t>
       </w:r>
-      <w:hyperlink r:id="rId90">
+      <w:hyperlink r:id="rId92">
         <w:r>
           <w:rPr>
             <w:rStyle w:val="Hyperlink"/>
@@ -8710,14 +9077,14 @@
         <w:t xml:space="preserve">.</w:t>
       </w:r>
     </w:p>
-    <w:bookmarkEnd w:id="91"/>
-    <w:bookmarkStart w:id="93" w:name="ref-Bel2014_mepolizumab"/>
+    <w:bookmarkEnd w:id="93"/>
+    <w:bookmarkStart w:id="95" w:name="ref-Bel2014_mepolizumab"/>
     <w:p>
       <w:pPr>
         <w:pStyle w:val="Bibliography"/>
       </w:pPr>
       <w:r>
-        <w:t xml:space="preserve">[24]</w:t>
+        <w:t xml:space="preserve">[25]</w:t>
       </w:r>
       <w:r>
         <w:t xml:space="preserve"> </w:t>
@@ -8731,7 +9098,7 @@
       <w:r>
         <w:t xml:space="preserve"> </w:t>
       </w:r>
-      <w:hyperlink r:id="rId92">
+      <w:hyperlink r:id="rId94">
         <w:r>
           <w:rPr>
             <w:rStyle w:val="Hyperlink"/>
@@ -8743,14 +9110,14 @@
         <w:t xml:space="preserve">.</w:t>
       </w:r>
     </w:p>
-    <w:bookmarkEnd w:id="93"/>
-    <w:bookmarkStart w:id="95" w:name="ref-Bachert2017_mepoCRSwNP"/>
+    <w:bookmarkEnd w:id="95"/>
+    <w:bookmarkStart w:id="97" w:name="ref-Bachert2017_mepoCRSwNP"/>
     <w:p>
       <w:pPr>
         <w:pStyle w:val="Bibliography"/>
       </w:pPr>
       <w:r>
-        <w:t xml:space="preserve">[25]</w:t>
+        <w:t xml:space="preserve">[26]</w:t>
       </w:r>
       <w:r>
         <w:t xml:space="preserve"> </w:t>
@@ -8764,7 +9131,7 @@
       <w:r>
         <w:t xml:space="preserve"> </w:t>
       </w:r>
-      <w:hyperlink r:id="rId94">
+      <w:hyperlink r:id="rId96">
         <w:r>
           <w:rPr>
             <w:rStyle w:val="Hyperlink"/>
@@ -8776,14 +9143,14 @@
         <w:t xml:space="preserve">.</w:t>
       </w:r>
     </w:p>
-    <w:bookmarkEnd w:id="95"/>
-    <w:bookmarkStart w:id="97" w:name="ref-Hirano2019_EoEbiologic"/>
+    <w:bookmarkEnd w:id="97"/>
+    <w:bookmarkStart w:id="99" w:name="ref-Hirano2019_EoEbiologic"/>
     <w:p>
       <w:pPr>
         <w:pStyle w:val="Bibliography"/>
       </w:pPr>
       <w:r>
-        <w:t xml:space="preserve">[26]</w:t>
+        <w:t xml:space="preserve">[27]</w:t>
       </w:r>
       <w:r>
         <w:t xml:space="preserve"> </w:t>
@@ -8815,7 +9182,7 @@
       <w:r>
         <w:t xml:space="preserve"> </w:t>
       </w:r>
-      <w:hyperlink r:id="rId96">
+      <w:hyperlink r:id="rId98">
         <w:r>
           <w:rPr>
             <w:rStyle w:val="Hyperlink"/>
@@ -8827,10 +9194,10 @@
         <w:t xml:space="preserve">.</w:t>
       </w:r>
     </w:p>
-    <w:bookmarkEnd w:id="97"/>
-    <w:bookmarkEnd w:id="98"/>
     <w:bookmarkEnd w:id="99"/>
     <w:bookmarkEnd w:id="100"/>
+    <w:bookmarkEnd w:id="101"/>
+    <w:bookmarkEnd w:id="102"/>
     <w:sectPr>
       <w:footnotePr>
         <w:numRestart w:val="eachSect"/>

--- a/manuscript/full_manuscript_jbi.docx
+++ b/manuscript/full_manuscript_jbi.docx
@@ -18,7 +18,7 @@
         <w:t xml:space="preserve">Hidenori Tani</w:t>
       </w:r>
     </w:p>
-    <w:bookmarkStart w:id="102" w:name="title-page"/>
+    <w:bookmarkStart w:id="103" w:name="title-page"/>
     <w:p>
       <w:pPr>
         <w:pStyle w:val="Heading1"/>
@@ -585,7 +585,7 @@
       </w:r>
     </w:p>
     <w:bookmarkEnd w:id="9"/>
-    <w:bookmarkStart w:id="10" w:name="introduction"/>
+    <w:bookmarkStart w:id="11" w:name="introduction"/>
     <w:p>
       <w:pPr>
         <w:pStyle w:val="Heading2"/>
@@ -1105,8 +1105,158 @@
         <w:t xml:space="preserve">, but to use this candidate as a transparent test case in which the pipeline must reconcile a bulk-tissue null with an in vitro per-cell effect of known direction. The framework that emerges is directly applicable to other low-abundance, cell-type-restricted lncRNA candidates evaluated against bulk-tissue cohorts.</w:t>
       </w:r>
     </w:p>
+    <w:bookmarkStart w:id="10" w:name="statement-of-significance"/>
+    <w:p>
+      <w:pPr>
+        <w:pStyle w:val="Heading3"/>
+      </w:pPr>
+      <w:r>
+        <w:t xml:space="preserve">Statement of Significance</w:t>
+      </w:r>
+    </w:p>
+    <w:tbl>
+      <w:tblPr>
+        <w:tblStyle w:val="Table"/>
+        <w:tblW w:type="pct" w:w="5000"/>
+        <w:tblLayout w:type="fixed"/>
+        <w:tblLook w:firstRow="0" w:lastRow="0" w:firstColumn="0" w:lastColumn="0" w:noHBand="0" w:noVBand="0" w:val="0000"/>
+      </w:tblPr>
+      <w:tblGrid>
+        <w:gridCol w:w="3960"/>
+        <w:gridCol w:w="3960"/>
+      </w:tblGrid>
+      <w:tr>
+        <w:tc>
+          <w:tcPr/>
+          <w:p>
+            <w:pPr>
+              <w:pStyle w:val="Compact"/>
+            </w:pPr>
+            <w:r>
+              <w:rPr>
+                <w:b/>
+                <w:bCs/>
+              </w:rPr>
+              <w:t xml:space="preserve">Problem or Issue</w:t>
+            </w:r>
+          </w:p>
+        </w:tc>
+        <w:tc>
+          <w:tcPr/>
+          <w:p>
+            <w:pPr>
+              <w:pStyle w:val="Compact"/>
+            </w:pPr>
+            <w:r>
+              <w:t xml:space="preserve">Re-using public bulk RNA-seq to evaluate low-abundance, cell-type-restricted long noncoding RNAs is error-prone: bulk readouts conflate per-cell regulation with cell-composition shifts, so a null or sign-inverted result can be mis-read as evidence against in vivo function.</w:t>
+            </w:r>
+          </w:p>
+        </w:tc>
+      </w:tr>
+      <w:tr>
+        <w:tc>
+          <w:tcPr/>
+          <w:p>
+            <w:pPr>
+              <w:pStyle w:val="Compact"/>
+            </w:pPr>
+            <w:r>
+              <w:rPr>
+                <w:b/>
+                <w:bCs/>
+              </w:rPr>
+              <w:t xml:space="preserve">What is Already Known</w:t>
+            </w:r>
+          </w:p>
+        </w:tc>
+        <w:tc>
+          <w:tcPr/>
+          <w:p>
+            <w:pPr>
+              <w:pStyle w:val="Compact"/>
+            </w:pPr>
+            <w:r>
+              <w:t xml:space="preserve">The component methods—differential expression, meta-analysis, deconvolution, partial correlation, effect decomposition—are established but applied ad hoc; no standardized, reusable workflow distinguishes compositional masking from a genuine absence of regulation.</w:t>
+            </w:r>
+          </w:p>
+        </w:tc>
+      </w:tr>
+      <w:tr>
+        <w:tc>
+          <w:tcPr/>
+          <w:p>
+            <w:pPr>
+              <w:pStyle w:val="Compact"/>
+            </w:pPr>
+            <w:r>
+              <w:rPr>
+                <w:b/>
+                <w:bCs/>
+              </w:rPr>
+              <w:t xml:space="preserve">What This Paper Adds</w:t>
+            </w:r>
+          </w:p>
+        </w:tc>
+        <w:tc>
+          <w:tcPr/>
+          <w:p>
+            <w:pPr>
+              <w:pStyle w:val="Compact"/>
+            </w:pPr>
+            <w:r>
+              <w:t xml:space="preserve">An openly released pipeline that statistically partitions a bulk feature–target association into composition-attributable and residual components, with a cross-method robustness check and a confounding-sensitivity analysis; demonstrated on IDI2-AS1/IL5 (asthma,</w:t>
+            </w:r>
+            <w:r>
+              <w:t xml:space="preserve"> </w:t>
+            </w:r>
+            <w:r>
+              <w:rPr>
+                <w:i/>
+                <w:iCs/>
+              </w:rPr>
+              <w:t xml:space="preserve">n</w:t>
+            </w:r>
+            <w:r>
+              <w:t xml:space="preserve"> </w:t>
+            </w:r>
+            <w:r>
+              <w:t xml:space="preserve">= 695: ~70–90% eosinophil-attributable).</w:t>
+            </w:r>
+          </w:p>
+        </w:tc>
+      </w:tr>
+      <w:tr>
+        <w:tc>
+          <w:tcPr/>
+          <w:p>
+            <w:pPr>
+              <w:pStyle w:val="Compact"/>
+            </w:pPr>
+            <w:r>
+              <w:rPr>
+                <w:b/>
+                <w:bCs/>
+              </w:rPr>
+              <w:t xml:space="preserve">Who Would Benefit</w:t>
+            </w:r>
+          </w:p>
+        </w:tc>
+        <w:tc>
+          <w:tcPr/>
+          <w:p>
+            <w:pPr>
+              <w:pStyle w:val="Compact"/>
+            </w:pPr>
+            <w:r>
+              <w:t xml:space="preserve">Biomedical-informatics researchers and computational biologists re-analyzing public bulk transcriptomes for cell-type-restricted regulators, who must avoid mis-reading bulk nulls as biological absence.</w:t>
+            </w:r>
+          </w:p>
+        </w:tc>
+      </w:tr>
+    </w:tbl>
     <w:bookmarkEnd w:id="10"/>
-    <w:bookmarkStart w:id="18" w:name="methods"/>
+    <w:bookmarkEnd w:id="11"/>
+    <w:bookmarkStart w:id="19" w:name="methods"/>
     <w:p>
       <w:pPr>
         <w:pStyle w:val="Heading2"/>
@@ -1115,7 +1265,7 @@
         <w:t xml:space="preserve">Methods</w:t>
       </w:r>
     </w:p>
-    <w:bookmarkStart w:id="11" w:name="ethics"/>
+    <w:bookmarkStart w:id="12" w:name="ethics"/>
     <w:p>
       <w:pPr>
         <w:pStyle w:val="Heading3"/>
@@ -1132,8 +1282,8 @@
         <w:t xml:space="preserve">This study used only publicly available, fully de-identified RNA-seq datasets obtained with appropriate ethical approval by the original investigators. No new human or animal data were generated, and no additional ethical approval was required.</w:t>
       </w:r>
     </w:p>
-    <w:bookmarkEnd w:id="11"/>
-    <w:bookmarkStart w:id="12" w:name="dataset-selection-and-acquisition"/>
+    <w:bookmarkEnd w:id="12"/>
+    <w:bookmarkStart w:id="13" w:name="dataset-selection-and-acquisition"/>
     <w:p>
       <w:pPr>
         <w:pStyle w:val="Heading3"/>
@@ -1425,8 +1575,8 @@
         <w:t xml:space="preserve">is detectably expressed at the bulk level.</w:t>
       </w:r>
     </w:p>
-    <w:bookmarkEnd w:id="12"/>
-    <w:bookmarkStart w:id="13" w:name="differential-expression-analysis"/>
+    <w:bookmarkEnd w:id="13"/>
+    <w:bookmarkStart w:id="14" w:name="differential-expression-analysis"/>
     <w:p>
       <w:pPr>
         <w:pStyle w:val="Heading3"/>
@@ -1884,8 +2034,8 @@
         <w:t xml:space="preserve">fell below the count threshold in all symbol-keyed datasets and is therefore reported only at the level of dataset-wise availability.</w:t>
       </w:r>
     </w:p>
-    <w:bookmarkEnd w:id="13"/>
-    <w:bookmarkStart w:id="14" w:name="cross-disease-meta-analysis"/>
+    <w:bookmarkEnd w:id="14"/>
+    <w:bookmarkStart w:id="15" w:name="cross-disease-meta-analysis"/>
     <w:p>
       <w:pPr>
         <w:pStyle w:val="Heading3"/>
@@ -2121,8 +2271,8 @@
         <w:t xml:space="preserve">) is unchanged if it is excluded, we retain it but flag the mixed-SE pooling as a limitation.</w:t>
       </w:r>
     </w:p>
-    <w:bookmarkEnd w:id="14"/>
-    <w:bookmarkStart w:id="15" w:name="Xc047fe3473f673b6a3d4b64d8629b2840d803da"/>
+    <w:bookmarkEnd w:id="15"/>
+    <w:bookmarkStart w:id="16" w:name="Xc047fe3473f673b6a3d4b64d8629b2840d803da"/>
     <w:p>
       <w:pPr>
         <w:pStyle w:val="Heading3"/>
@@ -2581,8 +2731,8 @@
         <w:t xml:space="preserve">for verification against the LM22 reference. Generative-AI use in preparing this work is disclosed in full in the Declarations.</w:t>
       </w:r>
     </w:p>
-    <w:bookmarkEnd w:id="15"/>
-    <w:bookmarkStart w:id="16" w:name="specificity-heatmaps"/>
+    <w:bookmarkEnd w:id="16"/>
+    <w:bookmarkStart w:id="17" w:name="specificity-heatmaps"/>
     <w:p>
       <w:pPr>
         <w:pStyle w:val="Heading3"/>
@@ -2684,8 +2834,8 @@
         <w:t xml:space="preserve">-in-AD outlier).</w:t>
       </w:r>
     </w:p>
-    <w:bookmarkEnd w:id="16"/>
-    <w:bookmarkStart w:id="17" w:name="code-and-data-availability"/>
+    <w:bookmarkEnd w:id="17"/>
+    <w:bookmarkStart w:id="18" w:name="code-and-data-availability"/>
     <w:p>
       <w:pPr>
         <w:pStyle w:val="Heading3"/>
@@ -2717,9 +2867,9 @@
         <w:t xml:space="preserve">(R 4.3.2, Bioconductor 3.18). All input data are public GEO datasets cited above.</w:t>
       </w:r>
     </w:p>
-    <w:bookmarkEnd w:id="17"/>
     <w:bookmarkEnd w:id="18"/>
-    <w:bookmarkStart w:id="25" w:name="results-application"/>
+    <w:bookmarkEnd w:id="19"/>
+    <w:bookmarkStart w:id="26" w:name="results-application"/>
     <w:p>
       <w:pPr>
         <w:pStyle w:val="Heading2"/>
@@ -2728,7 +2878,7 @@
         <w:t xml:space="preserve">Results / Application</w:t>
       </w:r>
     </w:p>
-    <w:bookmarkStart w:id="19" w:name="Xf0d7ce03e84acedaf5b3081b04544f35cf52417"/>
+    <w:bookmarkStart w:id="20" w:name="Xf0d7ce03e84acedaf5b3081b04544f35cf52417"/>
     <w:p>
       <w:pPr>
         <w:pStyle w:val="Heading3"/>
@@ -3097,8 +3247,8 @@
         <w:t xml:space="preserve">.</w:t>
       </w:r>
     </w:p>
-    <w:bookmarkEnd w:id="19"/>
-    <w:bookmarkStart w:id="20" w:name="X7eee5d986f832e823002eac2475edb9cc1ad2dd"/>
+    <w:bookmarkEnd w:id="20"/>
+    <w:bookmarkStart w:id="21" w:name="X7eee5d986f832e823002eac2475edb9cc1ad2dd"/>
     <w:p>
       <w:pPr>
         <w:pStyle w:val="Heading3"/>
@@ -3276,8 +3426,8 @@
         <w:t xml:space="preserve">= 0.63) in AD. The directional inversion between Step 1 (converging null) and Step 2 (positive bulk correlation, significant in the largest cohort) is precisely the interpretive failure mode the cell-composition-adjustment stage is designed to address.</w:t>
       </w:r>
     </w:p>
-    <w:bookmarkEnd w:id="20"/>
-    <w:bookmarkStart w:id="21" w:name="Xe2cf00a96477aa3ca5f96ae6716e4a349db5e42"/>
+    <w:bookmarkEnd w:id="21"/>
+    <w:bookmarkStart w:id="22" w:name="Xe2cf00a96477aa3ca5f96ae6716e4a349db5e42"/>
     <w:p>
       <w:pPr>
         <w:pStyle w:val="Heading3"/>
@@ -3823,8 +3973,8 @@
         <w:t xml:space="preserve">correlations are positive, but their adjusted and decomposition estimates are not uniformly directionally consistent — rather than as independent confirmation.</w:t>
       </w:r>
     </w:p>
-    <w:bookmarkEnd w:id="21"/>
-    <w:bookmarkStart w:id="22" w:name="X2acb600933906f719eb8ba7bf2d985730c2d702"/>
+    <w:bookmarkEnd w:id="22"/>
+    <w:bookmarkStart w:id="23" w:name="X2acb600933906f719eb8ba7bf2d985730c2d702"/>
     <w:p>
       <w:pPr>
         <w:pStyle w:val="Heading3"/>
@@ -3929,8 +4079,8 @@
         <w:t xml:space="preserve">interpretation. It remains an interpretation generated by the pipeline rather than an independently validated mechanism: the per-cell hypothesis it produces is the appropriate input to a future single-cell or in vivo test, not a substitute for one.</w:t>
       </w:r>
     </w:p>
-    <w:bookmarkEnd w:id="22"/>
-    <w:bookmarkStart w:id="23" w:name="Xf97c180a2c7cea7984f3fb42f65392bd23a502f"/>
+    <w:bookmarkEnd w:id="23"/>
+    <w:bookmarkStart w:id="24" w:name="Xf97c180a2c7cea7984f3fb42f65392bd23a502f"/>
     <w:p>
       <w:pPr>
         <w:pStyle w:val="Heading3"/>
@@ -4319,8 +4469,8 @@
         <w:t xml:space="preserve">at the bulk-tissue level appears to be a property of this lncRNA specifically rather than a generic feature of low-abundance lncRNAs in allergic tissue.</w:t>
       </w:r>
     </w:p>
-    <w:bookmarkEnd w:id="23"/>
-    <w:bookmarkStart w:id="24" w:name="X9bc3ec549aaabfeb4131c8982cb79f7e98b5160"/>
+    <w:bookmarkEnd w:id="24"/>
+    <w:bookmarkStart w:id="25" w:name="X9bc3ec549aaabfeb4131c8982cb79f7e98b5160"/>
     <w:p>
       <w:pPr>
         <w:pStyle w:val="Heading3"/>
@@ -4489,9 +4639,9 @@
         <w:t xml:space="preserve">signal; they do not, however, exclude lncRNA-specific detection limitations in these heterogeneous public datasets, which remain a possibility we cannot fully rule out.</w:t>
       </w:r>
     </w:p>
-    <w:bookmarkEnd w:id="24"/>
     <w:bookmarkEnd w:id="25"/>
-    <w:bookmarkStart w:id="33" w:name="discussion"/>
+    <w:bookmarkEnd w:id="26"/>
+    <w:bookmarkStart w:id="34" w:name="discussion"/>
     <w:p>
       <w:pPr>
         <w:pStyle w:val="Heading2"/>
@@ -4500,7 +4650,7 @@
         <w:t xml:space="preserve">Discussion</w:t>
       </w:r>
     </w:p>
-    <w:bookmarkStart w:id="26" w:name="Xcbe11c025960f9361187e4fb40b52c8e644f88e"/>
+    <w:bookmarkStart w:id="27" w:name="Xcbe11c025960f9361187e4fb40b52c8e644f88e"/>
     <w:p>
       <w:pPr>
         <w:pStyle w:val="Heading3"/>
@@ -4596,8 +4746,8 @@
         <w:t xml:space="preserve">readout reflects a property of that transcript rather than a gross insensitivity of the pipeline.</w:t>
       </w:r>
     </w:p>
-    <w:bookmarkEnd w:id="26"/>
-    <w:bookmarkStart w:id="27" w:name="Xd624367310b01701551ca2117450d1c12140c78"/>
+    <w:bookmarkEnd w:id="27"/>
+    <w:bookmarkStart w:id="28" w:name="Xd624367310b01701551ca2117450d1c12140c78"/>
     <w:p>
       <w:pPr>
         <w:pStyle w:val="Heading3"/>
@@ -4813,8 +4963,8 @@
         <w:t xml:space="preserve">= 695); the smaller cohorts are underpowered and mixed (positive raw correlations, but their exploratory adjusted and decomposition estimates are not uniformly in the same direction — for example the CRSwNP marker decomposition is slightly negative), and so provide qualitative context rather than confirmation. The pipeline performed its intended interpretive function — converting a pair of bulk outputs that would be filed in opposite directions by standard analysis into a single, mutually consistent reading.</w:t>
       </w:r>
     </w:p>
-    <w:bookmarkEnd w:id="27"/>
-    <w:bookmarkStart w:id="28" w:name="X28fdd684d4419d241a24b7608938ff28ecc025c"/>
+    <w:bookmarkEnd w:id="28"/>
+    <w:bookmarkStart w:id="29" w:name="X28fdd684d4419d241a24b7608938ff28ecc025c"/>
     <w:p>
       <w:pPr>
         <w:pStyle w:val="Heading3"/>
@@ -4911,8 +5061,8 @@
         <w:t xml:space="preserve">from previously published differential-expression catalogs of these diseases. Alternative explanations — including the possibility that the in vitro effect does not generalise from the cell-line context — cannot be excluded by the present data; the parsimonious reading is that the in vitro mechanism remains compatible with the adjusted bulk-tissue pattern, but it is not adjudicated by these data and requires cell-resolved testing.</w:t>
       </w:r>
     </w:p>
-    <w:bookmarkEnd w:id="28"/>
-    <w:bookmarkStart w:id="29" w:name="X9fd4f30f39a6bde42be56d1bc49cc7eaac5cc0b"/>
+    <w:bookmarkEnd w:id="29"/>
+    <w:bookmarkStart w:id="30" w:name="X9fd4f30f39a6bde42be56d1bc49cc7eaac5cc0b"/>
     <w:p>
       <w:pPr>
         <w:pStyle w:val="Heading3"/>
@@ -5050,8 +5200,8 @@
         <w:t xml:space="preserve">provide the natural orthogonal substrate against which the pipeline’s predictions can be tested for any specific candidate.</w:t>
       </w:r>
     </w:p>
-    <w:bookmarkEnd w:id="29"/>
-    <w:bookmarkStart w:id="30" w:name="translational-context"/>
+    <w:bookmarkEnd w:id="30"/>
+    <w:bookmarkStart w:id="31" w:name="translational-context"/>
     <w:p>
       <w:pPr>
         <w:pStyle w:val="Heading3"/>
@@ -5180,8 +5330,8 @@
         <w:t xml:space="preserve">does not establish it as an immediate clinical biomarker (bulk-tissue expression is flat) and does not establish it as a therapeutic target. What the pipeline does support is the prioritisation of cell-type-resolved follow-up of this lncRNA, in preference to further bulk-tissue profiling.</w:t>
       </w:r>
     </w:p>
-    <w:bookmarkEnd w:id="30"/>
-    <w:bookmarkStart w:id="31" w:name="X771af1a5c2285ccf007a88759c7c65f4717ca98"/>
+    <w:bookmarkEnd w:id="31"/>
+    <w:bookmarkStart w:id="32" w:name="X771af1a5c2285ccf007a88759c7c65f4717ca98"/>
     <w:p>
       <w:pPr>
         <w:pStyle w:val="Heading3"/>
@@ -5329,8 +5479,8 @@
         <w:t xml:space="preserve">responds to therapeutic modulation in single-cell profiling of patients before and during anti-IL5 or anti-IL13 biologic therapy, and (d) apply the same pipeline to additional in vitro–characterised lncRNA regulators that fit the low-abundance, cell-type-restricted profile.</w:t>
       </w:r>
     </w:p>
-    <w:bookmarkEnd w:id="31"/>
-    <w:bookmarkStart w:id="32" w:name="summary"/>
+    <w:bookmarkEnd w:id="32"/>
+    <w:bookmarkStart w:id="33" w:name="summary"/>
     <w:p>
       <w:pPr>
         <w:pStyle w:val="Heading3"/>
@@ -5450,9 +5600,9 @@
         <w:t xml:space="preserve">case, the pipeline is directly applicable to other low-abundance, cell-type-restricted lncRNA candidates whose bulk-tissue null results might otherwise be mis-read as evidence against in vivo relevance, and supplies an explicit re-reading discipline for the large body of clinically annotated bulk transcriptomic data already in the public domain.</w:t>
       </w:r>
     </w:p>
-    <w:bookmarkEnd w:id="32"/>
     <w:bookmarkEnd w:id="33"/>
-    <w:bookmarkStart w:id="44" w:name="declarations"/>
+    <w:bookmarkEnd w:id="34"/>
+    <w:bookmarkStart w:id="45" w:name="declarations"/>
     <w:p>
       <w:pPr>
         <w:pStyle w:val="Heading2"/>
@@ -5461,7 +5611,7 @@
         <w:t xml:space="preserve">Declarations</w:t>
       </w:r>
     </w:p>
-    <w:bookmarkStart w:id="34" w:name="funding"/>
+    <w:bookmarkStart w:id="35" w:name="funding"/>
     <w:p>
       <w:pPr>
         <w:pStyle w:val="Heading3"/>
@@ -5478,8 +5628,8 @@
         <w:t xml:space="preserve">No funding was received for conducting this study.</w:t>
       </w:r>
     </w:p>
-    <w:bookmarkEnd w:id="34"/>
-    <w:bookmarkStart w:id="35" w:name="clinical-trial-number"/>
+    <w:bookmarkEnd w:id="35"/>
+    <w:bookmarkStart w:id="36" w:name="clinical-trial-number"/>
     <w:p>
       <w:pPr>
         <w:pStyle w:val="Heading3"/>
@@ -5496,8 +5646,8 @@
         <w:t xml:space="preserve">Clinical trial number: not applicable.</w:t>
       </w:r>
     </w:p>
-    <w:bookmarkEnd w:id="35"/>
-    <w:bookmarkStart w:id="36" w:name="competing-interests"/>
+    <w:bookmarkEnd w:id="36"/>
+    <w:bookmarkStart w:id="37" w:name="competing-interests"/>
     <w:p>
       <w:pPr>
         <w:pStyle w:val="Heading3"/>
@@ -5514,8 +5664,8 @@
         <w:t xml:space="preserve">The author has no relevant financial or non-financial interests to disclose.</w:t>
       </w:r>
     </w:p>
-    <w:bookmarkEnd w:id="36"/>
-    <w:bookmarkStart w:id="37" w:name="ethics-approval"/>
+    <w:bookmarkEnd w:id="37"/>
+    <w:bookmarkStart w:id="38" w:name="ethics-approval"/>
     <w:p>
       <w:pPr>
         <w:pStyle w:val="Heading3"/>
@@ -5532,8 +5682,8 @@
         <w:t xml:space="preserve">This study used only publicly available, fully de-identified RNA-seq datasets obtained with appropriate ethical approval by the original investigators. No new human or animal data were generated, and no additional ethical approval was required for this retrospective re-analysis of fully de-identified public data.</w:t>
       </w:r>
     </w:p>
-    <w:bookmarkEnd w:id="37"/>
-    <w:bookmarkStart w:id="38" w:name="consent-to-participate"/>
+    <w:bookmarkEnd w:id="38"/>
+    <w:bookmarkStart w:id="39" w:name="consent-to-participate"/>
     <w:p>
       <w:pPr>
         <w:pStyle w:val="Heading3"/>
@@ -5550,8 +5700,8 @@
         <w:t xml:space="preserve">Not applicable. The study did not involve new human participants; all data were obtained from publicly available, fully de-identified datasets.</w:t>
       </w:r>
     </w:p>
-    <w:bookmarkEnd w:id="38"/>
-    <w:bookmarkStart w:id="39" w:name="consent-for-publication"/>
+    <w:bookmarkEnd w:id="39"/>
+    <w:bookmarkStart w:id="40" w:name="consent-for-publication"/>
     <w:p>
       <w:pPr>
         <w:pStyle w:val="Heading3"/>
@@ -5568,8 +5718,8 @@
         <w:t xml:space="preserve">Not applicable.</w:t>
       </w:r>
     </w:p>
-    <w:bookmarkEnd w:id="39"/>
-    <w:bookmarkStart w:id="40" w:name="data-availability"/>
+    <w:bookmarkEnd w:id="40"/>
+    <w:bookmarkStart w:id="41" w:name="data-availability"/>
     <w:p>
       <w:pPr>
         <w:pStyle w:val="Heading3"/>
@@ -5686,8 +5836,8 @@
         <w:t xml:space="preserve">).</w:t>
       </w:r>
     </w:p>
-    <w:bookmarkEnd w:id="40"/>
-    <w:bookmarkStart w:id="41" w:name="code-availability"/>
+    <w:bookmarkEnd w:id="41"/>
+    <w:bookmarkStart w:id="42" w:name="code-availability"/>
     <w:p>
       <w:pPr>
         <w:pStyle w:val="Heading3"/>
@@ -5719,8 +5869,8 @@
         <w:t xml:space="preserve">(R 4.3.2, Bioconductor 3.18) for full reproducibility.</w:t>
       </w:r>
     </w:p>
-    <w:bookmarkEnd w:id="41"/>
-    <w:bookmarkStart w:id="42" w:name="author-contributions"/>
+    <w:bookmarkEnd w:id="42"/>
+    <w:bookmarkStart w:id="43" w:name="author-contributions"/>
     <w:p>
       <w:pPr>
         <w:pStyle w:val="Heading3"/>
@@ -5747,8 +5897,8 @@
         <w:t xml:space="preserve">Conceptualization, Data curation, Formal analysis, Investigation, Methodology, Software, Validation, Visualization, Writing – original draft, Writing – review &amp; editing.</w:t>
       </w:r>
     </w:p>
-    <w:bookmarkEnd w:id="42"/>
-    <w:bookmarkStart w:id="43" w:name="use-of-generative-ai"/>
+    <w:bookmarkEnd w:id="43"/>
+    <w:bookmarkStart w:id="44" w:name="use-of-generative-ai"/>
     <w:p>
       <w:pPr>
         <w:pStyle w:val="Heading3"/>
@@ -5765,9 +5915,9 @@
         <w:t xml:space="preserve">During the preparation of this manuscript, the author used Anthropic Claude Code (Claude Opus) as a writing and coding assistant. To make the boundary of this assistance explicit, as requested by peer review: the AI assistant was used to (i) implement analysis and figure-generation code from the author’s specifications, and (ii) draft and copy-edit manuscript prose. All substantive statistical and analytical decisions were made by the author — specifically, the choice of differential-expression and meta-analysis models, the decision to use random-effects pooling, the selection of the eosinophil and Th2 marker panels, the choice to condition on cell-composition signatures and to use a mediation-style decomposition, the decision to corroborate the marker result with an independent deconvolution (xCell) and to use the raw rather than spillover-compensated enrichment, the restriction of the quantitative claim to the asthma cohort, and the framing of the decomposition as a statistical rather than causal partition. Every numerical result was regenerated from the released code and verified by the author against the source data. The author takes full responsibility for the content of the publication. This use is also noted in the Methods.</w:t>
       </w:r>
     </w:p>
-    <w:bookmarkEnd w:id="43"/>
     <w:bookmarkEnd w:id="44"/>
-    <w:bookmarkStart w:id="45" w:name="figure-legends"/>
+    <w:bookmarkEnd w:id="45"/>
+    <w:bookmarkStart w:id="46" w:name="figure-legends"/>
     <w:p>
       <w:pPr>
         <w:pStyle w:val="Heading2"/>
@@ -7801,8 +7951,8 @@
         <w:t xml:space="preserve">Distribution of the two xCell eosinophil estimates (z-scaled) in asthma: the default spillover-compensated score collapses to its floor (≈ 41 % of samples exactly zero, near-zero variance), whereas the raw enrichment retains a biologically plausible spread. This demonstrates why the raw enrichment is the appropriate estimate for a rare, spillover-prone cell type in epithelial tissue, and cautions against applying off-the-shelf compensated deconvolution to such cell types without inspection.</w:t>
       </w:r>
     </w:p>
-    <w:bookmarkEnd w:id="45"/>
-    <w:bookmarkStart w:id="101" w:name="supplementary-figure-legends"/>
+    <w:bookmarkEnd w:id="46"/>
+    <w:bookmarkStart w:id="102" w:name="supplementary-figure-legends"/>
     <w:p>
       <w:pPr>
         <w:pStyle w:val="Heading2"/>
@@ -7982,8 +8132,8 @@
         <w:t xml:space="preserve">and the broader type-2 effector compartment.</w:t>
       </w:r>
     </w:p>
-    <w:bookmarkStart w:id="100" w:name="refs"/>
-    <w:bookmarkStart w:id="47" w:name="ref-Mattick2023_lncRNAreview"/>
+    <w:bookmarkStart w:id="101" w:name="refs"/>
+    <w:bookmarkStart w:id="48" w:name="ref-Mattick2023_lncRNAreview"/>
     <w:p>
       <w:pPr>
         <w:pStyle w:val="Bibliography"/>
@@ -8012,7 +8162,7 @@
       <w:r>
         <w:t xml:space="preserve"> </w:t>
       </w:r>
-      <w:hyperlink r:id="rId46">
+      <w:hyperlink r:id="rId47">
         <w:r>
           <w:rPr>
             <w:rStyle w:val="Hyperlink"/>
@@ -8024,8 +8174,8 @@
         <w:t xml:space="preserve">.</w:t>
       </w:r>
     </w:p>
-    <w:bookmarkEnd w:id="47"/>
-    <w:bookmarkStart w:id="49" w:name="ref-Statello2021_lncRNAfunctions"/>
+    <w:bookmarkEnd w:id="48"/>
+    <w:bookmarkStart w:id="50" w:name="ref-Statello2021_lncRNAfunctions"/>
     <w:p>
       <w:pPr>
         <w:pStyle w:val="Bibliography"/>
@@ -8057,7 +8207,7 @@
       <w:r>
         <w:t xml:space="preserve"> </w:t>
       </w:r>
-      <w:hyperlink r:id="rId48">
+      <w:hyperlink r:id="rId49">
         <w:r>
           <w:rPr>
             <w:rStyle w:val="Hyperlink"/>
@@ -8069,8 +8219,8 @@
         <w:t xml:space="preserve">.</w:t>
       </w:r>
     </w:p>
-    <w:bookmarkEnd w:id="49"/>
-    <w:bookmarkStart w:id="51" w:name="ref-Tani2012_GenomeRes"/>
+    <w:bookmarkEnd w:id="50"/>
+    <w:bookmarkStart w:id="52" w:name="ref-Tani2012_GenomeRes"/>
     <w:p>
       <w:pPr>
         <w:pStyle w:val="Bibliography"/>
@@ -8102,7 +8252,7 @@
       <w:r>
         <w:t xml:space="preserve"> </w:t>
       </w:r>
-      <w:hyperlink r:id="rId50">
+      <w:hyperlink r:id="rId51">
         <w:r>
           <w:rPr>
             <w:rStyle w:val="Hyperlink"/>
@@ -8114,8 +8264,8 @@
         <w:t xml:space="preserve">.</w:t>
       </w:r>
     </w:p>
-    <w:bookmarkEnd w:id="51"/>
-    <w:bookmarkStart w:id="53" w:name="ref-Cabili2011_lincRNAs"/>
+    <w:bookmarkEnd w:id="52"/>
+    <w:bookmarkStart w:id="54" w:name="ref-Cabili2011_lincRNAs"/>
     <w:p>
       <w:pPr>
         <w:pStyle w:val="Bibliography"/>
@@ -8147,7 +8297,7 @@
       <w:r>
         <w:t xml:space="preserve"> </w:t>
       </w:r>
-      <w:hyperlink r:id="rId52">
+      <w:hyperlink r:id="rId53">
         <w:r>
           <w:rPr>
             <w:rStyle w:val="Hyperlink"/>
@@ -8159,8 +8309,8 @@
         <w:t xml:space="preserve">.</w:t>
       </w:r>
     </w:p>
-    <w:bookmarkEnd w:id="53"/>
-    <w:bookmarkStart w:id="55" w:name="ref-Endo2025_IDI2AS1"/>
+    <w:bookmarkEnd w:id="54"/>
+    <w:bookmarkStart w:id="56" w:name="ref-Endo2025_IDI2AS1"/>
     <w:p>
       <w:pPr>
         <w:pStyle w:val="Bibliography"/>
@@ -8198,7 +8348,7 @@
       <w:r>
         <w:t xml:space="preserve"> </w:t>
       </w:r>
-      <w:hyperlink r:id="rId54">
+      <w:hyperlink r:id="rId55">
         <w:r>
           <w:rPr>
             <w:rStyle w:val="Hyperlink"/>
@@ -8210,8 +8360,8 @@
         <w:t xml:space="preserve">.</w:t>
       </w:r>
     </w:p>
-    <w:bookmarkEnd w:id="55"/>
-    <w:bookmarkStart w:id="57" w:name="ref-Lambrecht2019_type2review"/>
+    <w:bookmarkEnd w:id="56"/>
+    <w:bookmarkStart w:id="58" w:name="ref-Lambrecht2019_type2review"/>
     <w:p>
       <w:pPr>
         <w:pStyle w:val="Bibliography"/>
@@ -8231,7 +8381,7 @@
       <w:r>
         <w:t xml:space="preserve"> </w:t>
       </w:r>
-      <w:hyperlink r:id="rId56">
+      <w:hyperlink r:id="rId57">
         <w:r>
           <w:rPr>
             <w:rStyle w:val="Hyperlink"/>
@@ -8243,8 +8393,8 @@
         <w:t xml:space="preserve">.</w:t>
       </w:r>
     </w:p>
-    <w:bookmarkEnd w:id="57"/>
-    <w:bookmarkStart w:id="59" w:name="ref-Sajuthi2020_GSE152004"/>
+    <w:bookmarkEnd w:id="58"/>
+    <w:bookmarkStart w:id="60" w:name="ref-Sajuthi2020_GSE152004"/>
     <w:p>
       <w:pPr>
         <w:pStyle w:val="Bibliography"/>
@@ -8276,7 +8426,7 @@
       <w:r>
         <w:t xml:space="preserve"> </w:t>
       </w:r>
-      <w:hyperlink r:id="rId58">
+      <w:hyperlink r:id="rId59">
         <w:r>
           <w:rPr>
             <w:rStyle w:val="Hyperlink"/>
@@ -8288,8 +8438,8 @@
         <w:t xml:space="preserve">.</w:t>
       </w:r>
     </w:p>
-    <w:bookmarkEnd w:id="59"/>
-    <w:bookmarkStart w:id="61" w:name="ref-Tsoi2018_GSE121212"/>
+    <w:bookmarkEnd w:id="60"/>
+    <w:bookmarkStart w:id="62" w:name="ref-Tsoi2018_GSE121212"/>
     <w:p>
       <w:pPr>
         <w:pStyle w:val="Bibliography"/>
@@ -8318,7 +8468,7 @@
       <w:r>
         <w:t xml:space="preserve"> </w:t>
       </w:r>
-      <w:hyperlink r:id="rId60">
+      <w:hyperlink r:id="rId61">
         <w:r>
           <w:rPr>
             <w:rStyle w:val="Hyperlink"/>
@@ -8330,8 +8480,8 @@
         <w:t xml:space="preserve">.</w:t>
       </w:r>
     </w:p>
-    <w:bookmarkEnd w:id="61"/>
-    <w:bookmarkStart w:id="63" w:name="ref-Sherrill2014_GSE58640"/>
+    <w:bookmarkEnd w:id="62"/>
+    <w:bookmarkStart w:id="64" w:name="ref-Sherrill2014_GSE58640"/>
     <w:p>
       <w:pPr>
         <w:pStyle w:val="Bibliography"/>
@@ -8351,7 +8501,7 @@
       <w:r>
         <w:t xml:space="preserve"> </w:t>
       </w:r>
-      <w:hyperlink r:id="rId62">
+      <w:hyperlink r:id="rId63">
         <w:r>
           <w:rPr>
             <w:rStyle w:val="Hyperlink"/>
@@ -8363,8 +8513,8 @@
         <w:t xml:space="preserve">.</w:t>
       </w:r>
     </w:p>
-    <w:bookmarkEnd w:id="63"/>
-    <w:bookmarkStart w:id="65" w:name="ref-Kleuskens2024_GSE246323"/>
+    <w:bookmarkEnd w:id="64"/>
+    <w:bookmarkStart w:id="66" w:name="ref-Kleuskens2024_GSE246323"/>
     <w:p>
       <w:pPr>
         <w:pStyle w:val="Bibliography"/>
@@ -8384,7 +8534,7 @@
       <w:r>
         <w:t xml:space="preserve"> </w:t>
       </w:r>
-      <w:hyperlink r:id="rId64">
+      <w:hyperlink r:id="rId65">
         <w:r>
           <w:rPr>
             <w:rStyle w:val="Hyperlink"/>
@@ -8396,8 +8546,8 @@
         <w:t xml:space="preserve">.</w:t>
       </w:r>
     </w:p>
-    <w:bookmarkEnd w:id="65"/>
-    <w:bookmarkStart w:id="67" w:name="ref-Peng2019_GSE136825"/>
+    <w:bookmarkEnd w:id="66"/>
+    <w:bookmarkStart w:id="68" w:name="ref-Peng2019_GSE136825"/>
     <w:p>
       <w:pPr>
         <w:pStyle w:val="Bibliography"/>
@@ -8417,7 +8567,7 @@
       <w:r>
         <w:t xml:space="preserve"> </w:t>
       </w:r>
-      <w:hyperlink r:id="rId66">
+      <w:hyperlink r:id="rId67">
         <w:r>
           <w:rPr>
             <w:rStyle w:val="Hyperlink"/>
@@ -8429,8 +8579,8 @@
         <w:t xml:space="preserve">.</w:t>
       </w:r>
     </w:p>
-    <w:bookmarkEnd w:id="67"/>
-    <w:bookmarkStart w:id="69" w:name="ref-Love2014_DESeq2"/>
+    <w:bookmarkEnd w:id="68"/>
+    <w:bookmarkStart w:id="70" w:name="ref-Love2014_DESeq2"/>
     <w:p>
       <w:pPr>
         <w:pStyle w:val="Bibliography"/>
@@ -8471,7 +8621,7 @@
       <w:r>
         <w:t xml:space="preserve"> </w:t>
       </w:r>
-      <w:hyperlink r:id="rId68">
+      <w:hyperlink r:id="rId69">
         <w:r>
           <w:rPr>
             <w:rStyle w:val="Hyperlink"/>
@@ -8483,8 +8633,8 @@
         <w:t xml:space="preserve">.</w:t>
       </w:r>
     </w:p>
-    <w:bookmarkEnd w:id="69"/>
-    <w:bookmarkStart w:id="71" w:name="ref-Zhu2019_apeglm"/>
+    <w:bookmarkEnd w:id="70"/>
+    <w:bookmarkStart w:id="72" w:name="ref-Zhu2019_apeglm"/>
     <w:p>
       <w:pPr>
         <w:pStyle w:val="Bibliography"/>
@@ -8504,7 +8654,7 @@
       <w:r>
         <w:t xml:space="preserve"> </w:t>
       </w:r>
-      <w:hyperlink r:id="rId70">
+      <w:hyperlink r:id="rId71">
         <w:r>
           <w:rPr>
             <w:rStyle w:val="Hyperlink"/>
@@ -8516,8 +8666,8 @@
         <w:t xml:space="preserve">.</w:t>
       </w:r>
     </w:p>
-    <w:bookmarkEnd w:id="71"/>
-    <w:bookmarkStart w:id="73" w:name="ref-Ritchie2015_limma"/>
+    <w:bookmarkEnd w:id="72"/>
+    <w:bookmarkStart w:id="74" w:name="ref-Ritchie2015_limma"/>
     <w:p>
       <w:pPr>
         <w:pStyle w:val="Bibliography"/>
@@ -8561,7 +8711,7 @@
       <w:r>
         <w:t xml:space="preserve"> </w:t>
       </w:r>
-      <w:hyperlink r:id="rId72">
+      <w:hyperlink r:id="rId73">
         <w:r>
           <w:rPr>
             <w:rStyle w:val="Hyperlink"/>
@@ -8573,8 +8723,8 @@
         <w:t xml:space="preserve">.</w:t>
       </w:r>
     </w:p>
-    <w:bookmarkEnd w:id="73"/>
-    <w:bookmarkStart w:id="75" w:name="ref-Abe2023_LPS"/>
+    <w:bookmarkEnd w:id="74"/>
+    <w:bookmarkStart w:id="76" w:name="ref-Abe2023_LPS"/>
     <w:p>
       <w:pPr>
         <w:pStyle w:val="Bibliography"/>
@@ -8618,7 +8768,7 @@
       <w:r>
         <w:t xml:space="preserve"> </w:t>
       </w:r>
-      <w:hyperlink r:id="rId74">
+      <w:hyperlink r:id="rId75">
         <w:r>
           <w:rPr>
             <w:rStyle w:val="Hyperlink"/>
@@ -8630,8 +8780,8 @@
         <w:t xml:space="preserve">.</w:t>
       </w:r>
     </w:p>
-    <w:bookmarkEnd w:id="75"/>
-    <w:bookmarkStart w:id="77" w:name="ref-Yagi2024_polyIC"/>
+    <w:bookmarkEnd w:id="76"/>
+    <w:bookmarkStart w:id="78" w:name="ref-Yagi2024_polyIC"/>
     <w:p>
       <w:pPr>
         <w:pStyle w:val="Bibliography"/>
@@ -8702,7 +8852,7 @@
       <w:r>
         <w:t xml:space="preserve"> </w:t>
       </w:r>
-      <w:hyperlink r:id="rId76">
+      <w:hyperlink r:id="rId77">
         <w:r>
           <w:rPr>
             <w:rStyle w:val="Hyperlink"/>
@@ -8714,8 +8864,8 @@
         <w:t xml:space="preserve">.</w:t>
       </w:r>
     </w:p>
-    <w:bookmarkEnd w:id="77"/>
-    <w:bookmarkStart w:id="79" w:name="ref-Viechtbauer2010_metafor"/>
+    <w:bookmarkEnd w:id="78"/>
+    <w:bookmarkStart w:id="80" w:name="ref-Viechtbauer2010_metafor"/>
     <w:p>
       <w:pPr>
         <w:pStyle w:val="Bibliography"/>
@@ -8759,7 +8909,7 @@
       <w:r>
         <w:t xml:space="preserve"> </w:t>
       </w:r>
-      <w:hyperlink r:id="rId78">
+      <w:hyperlink r:id="rId79">
         <w:r>
           <w:rPr>
             <w:rStyle w:val="Hyperlink"/>
@@ -8771,8 +8921,8 @@
         <w:t xml:space="preserve">.</w:t>
       </w:r>
     </w:p>
-    <w:bookmarkEnd w:id="79"/>
-    <w:bookmarkStart w:id="81" w:name="ref-Kim2015_ppcor"/>
+    <w:bookmarkEnd w:id="80"/>
+    <w:bookmarkStart w:id="82" w:name="ref-Kim2015_ppcor"/>
     <w:p>
       <w:pPr>
         <w:pStyle w:val="Bibliography"/>
@@ -8813,7 +8963,7 @@
       <w:r>
         <w:t xml:space="preserve"> </w:t>
       </w:r>
-      <w:hyperlink r:id="rId80">
+      <w:hyperlink r:id="rId81">
         <w:r>
           <w:rPr>
             <w:rStyle w:val="Hyperlink"/>
@@ -8825,8 +8975,8 @@
         <w:t xml:space="preserve">.</w:t>
       </w:r>
     </w:p>
-    <w:bookmarkEnd w:id="81"/>
-    <w:bookmarkStart w:id="83" w:name="ref-Tingley2014_mediation"/>
+    <w:bookmarkEnd w:id="82"/>
+    <w:bookmarkStart w:id="84" w:name="ref-Tingley2014_mediation"/>
     <w:p>
       <w:pPr>
         <w:pStyle w:val="Bibliography"/>
@@ -8867,7 +9017,7 @@
       <w:r>
         <w:t xml:space="preserve"> </w:t>
       </w:r>
-      <w:hyperlink r:id="rId82">
+      <w:hyperlink r:id="rId83">
         <w:r>
           <w:rPr>
             <w:rStyle w:val="Hyperlink"/>
@@ -8879,8 +9029,8 @@
         <w:t xml:space="preserve">.</w:t>
       </w:r>
     </w:p>
-    <w:bookmarkEnd w:id="83"/>
-    <w:bookmarkStart w:id="85" w:name="ref-Aran2017_xCell"/>
+    <w:bookmarkEnd w:id="84"/>
+    <w:bookmarkStart w:id="86" w:name="ref-Aran2017_xCell"/>
     <w:p>
       <w:pPr>
         <w:pStyle w:val="Bibliography"/>
@@ -8909,7 +9059,7 @@
       <w:r>
         <w:t xml:space="preserve"> </w:t>
       </w:r>
-      <w:hyperlink r:id="rId84">
+      <w:hyperlink r:id="rId85">
         <w:r>
           <w:rPr>
             <w:rStyle w:val="Hyperlink"/>
@@ -8921,8 +9071,8 @@
         <w:t xml:space="preserve">.</w:t>
       </w:r>
     </w:p>
-    <w:bookmarkEnd w:id="85"/>
-    <w:bookmarkStart w:id="87" w:name="ref-Imai2010_StatSci"/>
+    <w:bookmarkEnd w:id="86"/>
+    <w:bookmarkStart w:id="88" w:name="ref-Imai2010_StatSci"/>
     <w:p>
       <w:pPr>
         <w:pStyle w:val="Bibliography"/>
@@ -8942,7 +9092,7 @@
       <w:r>
         <w:t xml:space="preserve"> </w:t>
       </w:r>
-      <w:hyperlink r:id="rId86">
+      <w:hyperlink r:id="rId87">
         <w:r>
           <w:rPr>
             <w:rStyle w:val="Hyperlink"/>
@@ -8954,8 +9104,8 @@
         <w:t xml:space="preserve">.</w:t>
       </w:r>
     </w:p>
-    <w:bookmarkEnd w:id="87"/>
-    <w:bookmarkStart w:id="89" w:name="ref-Newman2019_CIBERSORTx"/>
+    <w:bookmarkEnd w:id="88"/>
+    <w:bookmarkStart w:id="90" w:name="ref-Newman2019_CIBERSORTx"/>
     <w:p>
       <w:pPr>
         <w:pStyle w:val="Bibliography"/>
@@ -8975,7 +9125,7 @@
       <w:r>
         <w:t xml:space="preserve"> </w:t>
       </w:r>
-      <w:hyperlink r:id="rId88">
+      <w:hyperlink r:id="rId89">
         <w:r>
           <w:rPr>
             <w:rStyle w:val="Hyperlink"/>
@@ -8987,8 +9137,8 @@
         <w:t xml:space="preserve">.</w:t>
       </w:r>
     </w:p>
-    <w:bookmarkEnd w:id="89"/>
-    <w:bookmarkStart w:id="91" w:name="ref-Gu2016_ComplexHeatmap"/>
+    <w:bookmarkEnd w:id="90"/>
+    <w:bookmarkStart w:id="92" w:name="ref-Gu2016_ComplexHeatmap"/>
     <w:p>
       <w:pPr>
         <w:pStyle w:val="Bibliography"/>
@@ -9020,7 +9170,7 @@
       <w:r>
         <w:t xml:space="preserve"> </w:t>
       </w:r>
-      <w:hyperlink r:id="rId90">
+      <w:hyperlink r:id="rId91">
         <w:r>
           <w:rPr>
             <w:rStyle w:val="Hyperlink"/>
@@ -9032,8 +9182,8 @@
         <w:t xml:space="preserve">.</w:t>
       </w:r>
     </w:p>
-    <w:bookmarkEnd w:id="91"/>
-    <w:bookmarkStart w:id="93" w:name="ref-Travaglini2020_lungatlas"/>
+    <w:bookmarkEnd w:id="92"/>
+    <w:bookmarkStart w:id="94" w:name="ref-Travaglini2020_lungatlas"/>
     <w:p>
       <w:pPr>
         <w:pStyle w:val="Bibliography"/>
@@ -9065,7 +9215,7 @@
       <w:r>
         <w:t xml:space="preserve"> </w:t>
       </w:r>
-      <w:hyperlink r:id="rId92">
+      <w:hyperlink r:id="rId93">
         <w:r>
           <w:rPr>
             <w:rStyle w:val="Hyperlink"/>
@@ -9077,8 +9227,8 @@
         <w:t xml:space="preserve">.</w:t>
       </w:r>
     </w:p>
-    <w:bookmarkEnd w:id="93"/>
-    <w:bookmarkStart w:id="95" w:name="ref-Bel2014_mepolizumab"/>
+    <w:bookmarkEnd w:id="94"/>
+    <w:bookmarkStart w:id="96" w:name="ref-Bel2014_mepolizumab"/>
     <w:p>
       <w:pPr>
         <w:pStyle w:val="Bibliography"/>
@@ -9098,7 +9248,7 @@
       <w:r>
         <w:t xml:space="preserve"> </w:t>
       </w:r>
-      <w:hyperlink r:id="rId94">
+      <w:hyperlink r:id="rId95">
         <w:r>
           <w:rPr>
             <w:rStyle w:val="Hyperlink"/>
@@ -9110,8 +9260,8 @@
         <w:t xml:space="preserve">.</w:t>
       </w:r>
     </w:p>
-    <w:bookmarkEnd w:id="95"/>
-    <w:bookmarkStart w:id="97" w:name="ref-Bachert2017_mepoCRSwNP"/>
+    <w:bookmarkEnd w:id="96"/>
+    <w:bookmarkStart w:id="98" w:name="ref-Bachert2017_mepoCRSwNP"/>
     <w:p>
       <w:pPr>
         <w:pStyle w:val="Bibliography"/>
@@ -9131,7 +9281,7 @@
       <w:r>
         <w:t xml:space="preserve"> </w:t>
       </w:r>
-      <w:hyperlink r:id="rId96">
+      <w:hyperlink r:id="rId97">
         <w:r>
           <w:rPr>
             <w:rStyle w:val="Hyperlink"/>
@@ -9143,8 +9293,8 @@
         <w:t xml:space="preserve">.</w:t>
       </w:r>
     </w:p>
-    <w:bookmarkEnd w:id="97"/>
-    <w:bookmarkStart w:id="99" w:name="ref-Hirano2019_EoEbiologic"/>
+    <w:bookmarkEnd w:id="98"/>
+    <w:bookmarkStart w:id="100" w:name="ref-Hirano2019_EoEbiologic"/>
     <w:p>
       <w:pPr>
         <w:pStyle w:val="Bibliography"/>
@@ -9182,7 +9332,7 @@
       <w:r>
         <w:t xml:space="preserve"> </w:t>
       </w:r>
-      <w:hyperlink r:id="rId98">
+      <w:hyperlink r:id="rId99">
         <w:r>
           <w:rPr>
             <w:rStyle w:val="Hyperlink"/>
@@ -9194,10 +9344,10 @@
         <w:t xml:space="preserve">.</w:t>
       </w:r>
     </w:p>
-    <w:bookmarkEnd w:id="99"/>
     <w:bookmarkEnd w:id="100"/>
     <w:bookmarkEnd w:id="101"/>
     <w:bookmarkEnd w:id="102"/>
+    <w:bookmarkEnd w:id="103"/>
     <w:sectPr>
       <w:footnotePr>
         <w:numRestart w:val="eachSect"/>

--- a/manuscript/full_manuscript_jbi.docx
+++ b/manuscript/full_manuscript_jbi.docx
@@ -266,7 +266,25 @@
         <w:t xml:space="preserve"> </w:t>
       </w:r>
       <w:r>
-        <w:t xml:space="preserve">3</w:t>
+        <w:t xml:space="preserve">2 main + 1 supplementary</w:t>
+      </w:r>
+    </w:p>
+    <w:p>
+      <w:pPr>
+        <w:pStyle w:val="BodyText"/>
+      </w:pPr>
+      <w:r>
+        <w:rPr>
+          <w:b/>
+          <w:bCs/>
+        </w:rPr>
+        <w:t xml:space="preserve">Display items (main figures + main tables).</w:t>
+      </w:r>
+      <w:r>
+        <w:t xml:space="preserve"> </w:t>
+      </w:r>
+      <w:r>
+        <w:t xml:space="preserve">8 (6 figures + 2 tables)</w:t>
       </w:r>
     </w:p>
     <w:p>
@@ -1693,7 +1711,7 @@
         <w:t xml:space="preserve">IL5</w:t>
       </w:r>
       <w:r>
-        <w:t xml:space="preserve">-dependent steps (Table 2). Detectable</w:t>
+        <w:t xml:space="preserve">-dependent steps (Supplementary Table 1). Detectable</w:t>
       </w:r>
       <w:r>
         <w:t xml:space="preserve"> </w:t>
@@ -2336,7 +2354,7 @@
         <w:t xml:space="preserve">2</w:t>
       </w:r>
       <w:r>
-        <w:t xml:space="preserve">(FPKM + 1) values. Pairwise Spearman correlation was computed per dataset (Fig. 3; Table 3). To test whether bulk</w:t>
+        <w:t xml:space="preserve">(FPKM + 1) values. Pairwise Spearman correlation was computed per dataset (Fig. 3; Table 2). To test whether bulk</w:t>
       </w:r>
       <w:r>
         <w:t xml:space="preserve"> </w:t>
@@ -2452,7 +2470,7 @@
         <w:t xml:space="preserve">]</w:t>
       </w:r>
       <w:r>
-        <w:t xml:space="preserve">, conditioning on both signatures (Fig. 4 and Supplementary Fig. 1; Table 3).</w:t>
+        <w:t xml:space="preserve">, conditioning on both signatures (Fig. 4 and Supplementary Fig. 1; Table 2).</w:t>
       </w:r>
     </w:p>
     <w:p>
@@ -2934,7 +2952,7 @@
         <w:t xml:space="preserve"> </w:t>
       </w:r>
       <w:r>
-        <w:t xml:space="preserve">was small and non-significant in every dataset (Table 2): log</w:t>
+        <w:t xml:space="preserve">was small and non-significant in every dataset (Supplementary Table 1): log</w:t>
       </w:r>
       <w:r>
         <w:rPr>
@@ -3294,7 +3312,7 @@
         <w:t xml:space="preserve"> </w:t>
       </w:r>
       <w:r>
-        <w:t xml:space="preserve">in the four cohorts where both transcripts were reliably quantified (Fig. 3; Table 3). Contrary to the cell-line prediction of a negative association — the in vitro mechanism implies loss of</w:t>
+        <w:t xml:space="preserve">in the four cohorts where both transcripts were reliably quantified (Fig. 3; Table 2). Contrary to the cell-line prediction of a negative association — the in vitro mechanism implies loss of</w:t>
       </w:r>
       <w:r>
         <w:t xml:space="preserve"> </w:t>
@@ -3480,7 +3498,7 @@
         <w:t xml:space="preserve"> </w:t>
       </w:r>
       <w:r>
-        <w:t xml:space="preserve">relationship as a partial Spearman correlation conditioning on both signatures (Fig. 4 and Supplementary Fig. 1; Table 3). Adjustment attenuated the estimate in the three cohorts with a non-trivial raw association, abolishing it in asthma: the asthma Spearman ρ dropped from +0.109 (</w:t>
+        <w:t xml:space="preserve">relationship as a partial Spearman correlation conditioning on both signatures (Fig. 4 and Supplementary Fig. 1; Table 2). Adjustment attenuated the estimate in the three cohorts with a non-trivial raw association, abolishing it in asthma: the asthma Spearman ρ dropped from +0.109 (</w:t>
       </w:r>
       <w:r>
         <w:rPr>
@@ -4450,7 +4468,7 @@
         <w:t xml:space="preserve"> </w:t>
       </w:r>
       <w:r>
-        <w:t xml:space="preserve">in all five; Table 2), so the contrast in pooled estimates should be read as descriptive rather than as a formally matched comparison. With that caveat, the flatness of</w:t>
+        <w:t xml:space="preserve">in all five; Supplementary Table 1), so the contrast in pooled estimates should be read as descriptive rather than as a formally matched comparison. With that caveat, the flatness of</w:t>
       </w:r>
       <w:r>
         <w:t xml:space="preserve"> </w:t>
@@ -7157,7 +7175,7 @@
         <w:t xml:space="preserve"> </w:t>
       </w:r>
       <w:r>
-        <w:t xml:space="preserve">association in the same cohort (panel A), is the visual basis for the cell-composition explanation formally quantified as a partial Spearman correlation and a bootstrap mediation-style decomposition in Table 3. The complementary</w:t>
+        <w:t xml:space="preserve">association in the same cohort (panel A), is the visual basis for the cell-composition explanation formally quantified as a partial Spearman correlation and a bootstrap mediation-style decomposition in Table 2. The complementary</w:t>
       </w:r>
       <w:r>
         <w:t xml:space="preserve"> </w:t>

--- a/manuscript/full_manuscript_jbi.docx
+++ b/manuscript/full_manuscript_jbi.docx
@@ -419,7 +419,7 @@
         <w:t xml:space="preserve">IDI2-AS1</w:t>
       </w:r>
       <w:r>
-        <w:t xml:space="preserve">, a recently identified in vitro repressor of</w:t>
+        <w:t xml:space="preserve">, an in vitro repressor of</w:t>
       </w:r>
       <w:r>
         <w:t xml:space="preserve"> </w:t>
@@ -550,7 +550,7 @@
         <w:t xml:space="preserve"> </w:t>
       </w:r>
       <w:r>
-        <w:t xml:space="preserve">= 0.76 and 0.57 for the marker and xCell estimators). The two abundance estimators were concordant (ρ = 0.62), supporting that the result is not solely an artifact of the marker proxy. The quantitative claim is restricted to asthma; the smaller cohorts are underpowered and mixed (positive raw correlations, but non-uniform adjusted/decomposition estimates) and provide qualitative context only.</w:t>
+        <w:t xml:space="preserve">= 0.76 and 0.57 for the marker and xCell estimators). The two abundance estimators were concordant (ρ = 0.62), supporting that the result is not solely a marker-proxy artifact. The quantitative claim is restricted to asthma; the smaller cohorts are underpowered and mixed (positive raw correlations, but non-uniform adjusted/decomposition estimates) and provide qualitative context only.</w:t>
       </w:r>
     </w:p>
     <w:p>
